--- a/Java/LLD/SOLID principles.docx
+++ b/Java/LLD/SOLID principles.docx
@@ -4733,15 +4733,7 @@
           <w:szCs w:val="24"/>
           <w:u w:val="single"/>
         </w:rPr>
-        <w:t xml:space="preserve"> </w:t>
-      </w:r>
-      <w:r>
-        <w:rPr>
-          <w:sz w:val="24"/>
-          <w:szCs w:val="24"/>
-          <w:u w:val="single"/>
-        </w:rPr>
-        <w:t>Design</w:t>
+        <w:t xml:space="preserve"> Design</w:t>
       </w:r>
       <w:r>
         <w:rPr>

--- a/Java/LLD/SOLID principles.docx
+++ b/Java/LLD/SOLID principles.docx
@@ -1,6 +1,6 @@
 
 <file path=word/document.xml><?xml version="1.0" encoding="utf-8"?>
-<w:document xmlns:wpc="http://schemas.microsoft.com/office/word/2010/wordprocessingCanvas" xmlns:cx="http://schemas.microsoft.com/office/drawing/2014/chartex" xmlns:cx1="http://schemas.microsoft.com/office/drawing/2015/9/8/chartex" xmlns:cx2="http://schemas.microsoft.com/office/drawing/2015/10/21/chartex" xmlns:cx3="http://schemas.microsoft.com/office/drawing/2016/5/9/chartex" xmlns:cx4="http://schemas.microsoft.com/office/drawing/2016/5/10/chartex" xmlns:cx5="http://schemas.microsoft.com/office/drawing/2016/5/11/chartex" xmlns:cx6="http://schemas.microsoft.com/office/drawing/2016/5/12/chartex" xmlns:cx7="http://schemas.microsoft.com/office/drawing/2016/5/13/chartex" xmlns:cx8="http://schemas.microsoft.com/office/drawing/2016/5/14/chartex" xmlns:mc="http://schemas.openxmlformats.org/markup-compatibility/2006" xmlns:aink="http://schemas.microsoft.com/office/drawing/2016/ink" xmlns:am3d="http://schemas.microsoft.com/office/drawing/2017/model3d" xmlns:o="urn:schemas-microsoft-com:office:office" xmlns:oel="http://schemas.microsoft.com/office/2019/extlst" xmlns:r="http://schemas.openxmlformats.org/officeDocument/2006/relationships" xmlns:m="http://schemas.openxmlformats.org/officeDocument/2006/math" xmlns:v="urn:schemas-microsoft-com:vml" xmlns:wp14="http://schemas.microsoft.com/office/word/2010/wordprocessingDrawing" xmlns:wp="http://schemas.openxmlformats.org/drawingml/2006/wordprocessingDrawing" xmlns:w10="urn:schemas-microsoft-com:office:word" xmlns:w="http://schemas.openxmlformats.org/wordprocessingml/2006/main" xmlns:w14="http://schemas.microsoft.com/office/word/2010/wordml" xmlns:w15="http://schemas.microsoft.com/office/word/2012/wordml" xmlns:w16cex="http://schemas.microsoft.com/office/word/2018/wordml/cex" xmlns:w16cid="http://schemas.microsoft.com/office/word/2016/wordml/cid" xmlns:w16="http://schemas.microsoft.com/office/word/2018/wordml" xmlns:w16du="http://schemas.microsoft.com/office/word/2023/wordml/word16du" xmlns:w16sdtdh="http://schemas.microsoft.com/office/word/2020/wordml/sdtdatahash" xmlns:w16sdtfl="http://schemas.microsoft.com/office/word/2024/wordml/sdtformatlock" xmlns:w16se="http://schemas.microsoft.com/office/word/2015/wordml/symex" xmlns:wpg="http://schemas.microsoft.com/office/word/2010/wordprocessingGroup" xmlns:wpi="http://schemas.microsoft.com/office/word/2010/wordprocessingInk" xmlns:wne="http://schemas.microsoft.com/office/word/2006/wordml" xmlns:wps="http://schemas.microsoft.com/office/word/2010/wordprocessingShape" mc:Ignorable="w14 w15 w16se w16cid w16 w16cex w16sdtdh w16sdtfl w16du wp14">
+<w:document xmlns:wpc="http://schemas.microsoft.com/office/word/2010/wordprocessingCanvas" xmlns:cx="http://schemas.microsoft.com/office/drawing/2014/chartex" xmlns:cx1="http://schemas.microsoft.com/office/drawing/2015/9/8/chartex" xmlns:cx2="http://schemas.microsoft.com/office/drawing/2015/10/21/chartex" xmlns:cx3="http://schemas.microsoft.com/office/drawing/2016/5/9/chartex" xmlns:cx4="http://schemas.microsoft.com/office/drawing/2016/5/10/chartex" xmlns:cx5="http://schemas.microsoft.com/office/drawing/2016/5/11/chartex" xmlns:cx6="http://schemas.microsoft.com/office/drawing/2016/5/12/chartex" xmlns:cx7="http://schemas.microsoft.com/office/drawing/2016/5/13/chartex" xmlns:cx8="http://schemas.microsoft.com/office/drawing/2016/5/14/chartex" xmlns:mc="http://schemas.openxmlformats.org/markup-compatibility/2006" xmlns:m="http://schemas.openxmlformats.org/officeDocument/2006/math" xmlns:aink="http://schemas.microsoft.com/office/drawing/2016/ink" xmlns:am3d="http://schemas.microsoft.com/office/drawing/2017/model3d" xmlns:oel="http://schemas.microsoft.com/office/2019/extlst" xmlns:r="http://schemas.openxmlformats.org/officeDocument/2006/relationships" xmlns:wp14="http://schemas.microsoft.com/office/word/2010/wordprocessingDrawing" xmlns:wp="http://schemas.openxmlformats.org/drawingml/2006/wordprocessingDrawing" xmlns:wpg="http://schemas.microsoft.com/office/word/2010/wordprocessingGroup" xmlns:wpi="http://schemas.microsoft.com/office/word/2010/wordprocessingInk" xmlns:wps="http://schemas.microsoft.com/office/word/2010/wordprocessingShape" xmlns:o="urn:schemas-microsoft-com:office:office" xmlns:v="urn:schemas-microsoft-com:vml" xmlns:w10="urn:schemas-microsoft-com:office:word" xmlns:w="http://schemas.openxmlformats.org/wordprocessingml/2006/main" xmlns:w14="http://schemas.microsoft.com/office/word/2010/wordml" xmlns:w15="http://schemas.microsoft.com/office/word/2012/wordml" xmlns:w16cex="http://schemas.microsoft.com/office/word/2018/wordml/cex" xmlns:w16cid="http://schemas.microsoft.com/office/word/2016/wordml/cid" xmlns:w16="http://schemas.microsoft.com/office/word/2018/wordml" xmlns:w16sdtdh="http://schemas.microsoft.com/office/word/2020/wordml/sdtdatahash" xmlns:w16sdtfl="http://schemas.microsoft.com/office/word/2024/wordml/sdtformatlock" xmlns:w16se="http://schemas.microsoft.com/office/word/2015/wordml/symex" xmlns:w16du="http://schemas.microsoft.com/office/word/2023/wordml/word16du" xmlns:wne="http://schemas.microsoft.com/office/word/2006/wordml" mc:Ignorable="w14 w15 w16se w16cid w16 w16cex w16sdtdh w16sdtfl w16du wp14">
   <w:body>
     <w:p>
       <w:pPr>
@@ -2651,7 +2651,6 @@
         </w:rPr>
         <w:t xml:space="preserve"> invoice</w:t>
       </w:r>
-      <w:proofErr w:type="gramStart"/>
       <w:r>
         <w:rPr>
           <w:rStyle w:val="token"/>
@@ -2663,7 +2662,6 @@
         </w:rPr>
         <w:t>);</w:t>
       </w:r>
-      <w:proofErr w:type="gramEnd"/>
     </w:p>
     <w:p>
       <w:pPr>
@@ -3698,83 +3696,64 @@
           <w:szCs w:val="24"/>
         </w:rPr>
       </w:pPr>
-    </w:p>
-    <w:p>
-      <w:pPr>
-        <w:rPr>
-          <w:sz w:val="24"/>
-          <w:szCs w:val="24"/>
-        </w:rPr>
-      </w:pPr>
-      <w:r>
-        <w:rPr>
-          <w:sz w:val="24"/>
-          <w:szCs w:val="24"/>
-        </w:rPr>
-        <w:t xml:space="preserve">This means that, given that class B is a subclass of class A, we should be able to pass an object of class B to any method that expects an object of class </w:t>
-      </w:r>
-      <w:proofErr w:type="gramStart"/>
-      <w:r>
-        <w:rPr>
-          <w:sz w:val="24"/>
-          <w:szCs w:val="24"/>
-        </w:rPr>
-        <w:t>A</w:t>
-      </w:r>
-      <w:proofErr w:type="gramEnd"/>
-      <w:r>
-        <w:rPr>
-          <w:sz w:val="24"/>
-          <w:szCs w:val="24"/>
-        </w:rPr>
-        <w:t xml:space="preserve"> and the method should not give any weird output in that case.</w:t>
-      </w:r>
-    </w:p>
-    <w:p>
-      <w:pPr>
-        <w:rPr>
-          <w:sz w:val="24"/>
-          <w:szCs w:val="24"/>
-        </w:rPr>
-      </w:pPr>
+      <w:r>
+        <w:rPr>
+          <w:sz w:val="24"/>
+          <w:szCs w:val="24"/>
+        </w:rPr>
+        <w:t xml:space="preserve">This is the expected behavior, because when we use </w:t>
+      </w:r>
+      <w:r>
+        <w:rPr>
+          <w:sz w:val="24"/>
+          <w:szCs w:val="24"/>
+        </w:rPr>
+        <w:t>inheritance,</w:t>
+      </w:r>
+      <w:r>
+        <w:rPr>
+          <w:sz w:val="24"/>
+          <w:szCs w:val="24"/>
+        </w:rPr>
+        <w:t xml:space="preserve"> we assume that the child class inherits everything that the superclass has. The child class extends the behavior but never narrows it down.</w:t>
+      </w:r>
+    </w:p>
+    <w:p>
+      <w:pPr>
+        <w:rPr>
+          <w:sz w:val="24"/>
+          <w:szCs w:val="24"/>
+        </w:rPr>
+      </w:pPr>
+      <w:r>
+        <w:rPr>
+          <w:sz w:val="24"/>
+          <w:szCs w:val="24"/>
+        </w:rPr>
+        <w:t>In short, a subclass must behave in the same way as its parent class</w:t>
+      </w:r>
+      <w:r>
+        <w:rPr>
+          <w:sz w:val="24"/>
+          <w:szCs w:val="24"/>
+        </w:rPr>
+        <w:t>.</w:t>
+      </w:r>
+    </w:p>
+    <w:p>
+      <w:pPr>
+        <w:rPr>
+          <w:sz w:val="24"/>
+          <w:szCs w:val="24"/>
+        </w:rPr>
+      </w:pPr>
+      <w:proofErr w:type="spellStart"/>
       <w:r>
         <w:rPr>
           <w:sz w:val="24"/>
           <w:szCs w:val="24"/>
         </w:rPr>
         <w:lastRenderedPageBreak/>
-        <w:t xml:space="preserve">This is the expected behavior, because when we use </w:t>
-      </w:r>
-      <w:proofErr w:type="gramStart"/>
-      <w:r>
-        <w:rPr>
-          <w:sz w:val="24"/>
-          <w:szCs w:val="24"/>
-        </w:rPr>
-        <w:t>inheritance</w:t>
-      </w:r>
-      <w:proofErr w:type="gramEnd"/>
-      <w:r>
-        <w:rPr>
-          <w:sz w:val="24"/>
-          <w:szCs w:val="24"/>
-        </w:rPr>
-        <w:t xml:space="preserve"> we assume that the child class inherits everything that the superclass has. The child class extends the behavior but never narrows it down.</w:t>
-      </w:r>
-    </w:p>
-    <w:p>
-      <w:pPr>
-        <w:rPr>
-          <w:sz w:val="24"/>
-          <w:szCs w:val="24"/>
-        </w:rPr>
-      </w:pPr>
-      <w:proofErr w:type="spellStart"/>
-      <w:r>
-        <w:rPr>
-          <w:sz w:val="24"/>
-          <w:szCs w:val="24"/>
-        </w:rPr>
         <w:t>Liskov's</w:t>
       </w:r>
       <w:proofErr w:type="spellEnd"/>
@@ -3783,240 +3762,1957 @@
           <w:sz w:val="24"/>
           <w:szCs w:val="24"/>
         </w:rPr>
-        <w:t xml:space="preserve"> principle is easy to understand but hard to detect in code. </w:t>
-      </w:r>
-      <w:proofErr w:type="gramStart"/>
-      <w:r>
-        <w:rPr>
-          <w:sz w:val="24"/>
-          <w:szCs w:val="24"/>
-        </w:rPr>
-        <w:t>So</w:t>
-      </w:r>
-      <w:proofErr w:type="gramEnd"/>
-      <w:r>
-        <w:rPr>
-          <w:sz w:val="24"/>
-          <w:szCs w:val="24"/>
-        </w:rPr>
-        <w:t xml:space="preserve"> let's look at an example.</w:t>
-      </w:r>
-    </w:p>
-    <w:p>
-      <w:pPr>
-        <w:rPr>
-          <w:sz w:val="24"/>
-          <w:szCs w:val="24"/>
-          <w:u w:val="single"/>
-        </w:rPr>
-      </w:pPr>
-      <w:r>
-        <w:rPr>
-          <w:sz w:val="24"/>
-          <w:szCs w:val="24"/>
-          <w:u w:val="single"/>
-        </w:rPr>
-        <w:t xml:space="preserve">Bad </w:t>
-      </w:r>
-      <w:r>
-        <w:rPr>
-          <w:sz w:val="24"/>
-          <w:szCs w:val="24"/>
-          <w:u w:val="single"/>
-        </w:rPr>
-        <w:t>Design</w:t>
-      </w:r>
-      <w:r>
-        <w:rPr>
-          <w:sz w:val="24"/>
-          <w:szCs w:val="24"/>
-          <w:u w:val="single"/>
-        </w:rPr>
-        <w:t>:</w:t>
-      </w:r>
-    </w:p>
-    <w:p>
-      <w:pPr>
-        <w:rPr>
-          <w:color w:val="4472C4" w:themeColor="accent1"/>
-          <w:sz w:val="24"/>
-          <w:szCs w:val="24"/>
-        </w:rPr>
-      </w:pPr>
-      <w:r>
-        <w:rPr>
-          <w:color w:val="4472C4" w:themeColor="accent1"/>
-          <w:sz w:val="24"/>
-          <w:szCs w:val="24"/>
-        </w:rPr>
-        <w:t>class Bird {</w:t>
-      </w:r>
-    </w:p>
-    <w:p>
-      <w:pPr>
-        <w:rPr>
-          <w:color w:val="4472C4" w:themeColor="accent1"/>
-          <w:sz w:val="24"/>
-          <w:szCs w:val="24"/>
-        </w:rPr>
-      </w:pPr>
-      <w:r>
-        <w:rPr>
-          <w:color w:val="4472C4" w:themeColor="accent1"/>
-          <w:sz w:val="24"/>
-          <w:szCs w:val="24"/>
-        </w:rPr>
-        <w:t xml:space="preserve">    void </w:t>
-      </w:r>
-      <w:proofErr w:type="gramStart"/>
-      <w:r>
-        <w:rPr>
-          <w:color w:val="4472C4" w:themeColor="accent1"/>
-          <w:sz w:val="24"/>
-          <w:szCs w:val="24"/>
-        </w:rPr>
-        <w:t>fly(</w:t>
-      </w:r>
-      <w:proofErr w:type="gramEnd"/>
-      <w:r>
-        <w:rPr>
-          <w:color w:val="4472C4" w:themeColor="accent1"/>
-          <w:sz w:val="24"/>
-          <w:szCs w:val="24"/>
-        </w:rPr>
-        <w:t xml:space="preserve">) </w:t>
-      </w:r>
-      <w:proofErr w:type="gramStart"/>
-      <w:r>
-        <w:rPr>
-          <w:color w:val="4472C4" w:themeColor="accent1"/>
-          <w:sz w:val="24"/>
-          <w:szCs w:val="24"/>
-        </w:rPr>
-        <w:t>{ }</w:t>
-      </w:r>
-      <w:proofErr w:type="gramEnd"/>
-    </w:p>
-    <w:p>
-      <w:pPr>
-        <w:rPr>
-          <w:color w:val="4472C4" w:themeColor="accent1"/>
-          <w:sz w:val="24"/>
-          <w:szCs w:val="24"/>
-        </w:rPr>
-      </w:pPr>
-      <w:r>
-        <w:rPr>
-          <w:color w:val="4472C4" w:themeColor="accent1"/>
-          <w:sz w:val="24"/>
-          <w:szCs w:val="24"/>
-        </w:rPr>
-        <w:t>}</w:t>
-      </w:r>
-    </w:p>
-    <w:p>
-      <w:pPr>
-        <w:rPr>
-          <w:color w:val="4472C4" w:themeColor="accent1"/>
-          <w:sz w:val="24"/>
-          <w:szCs w:val="24"/>
-        </w:rPr>
-      </w:pPr>
-      <w:r>
-        <w:rPr>
-          <w:color w:val="4472C4" w:themeColor="accent1"/>
-          <w:sz w:val="24"/>
-          <w:szCs w:val="24"/>
-        </w:rPr>
-        <w:t xml:space="preserve"> </w:t>
-      </w:r>
-    </w:p>
-    <w:p>
-      <w:pPr>
-        <w:rPr>
-          <w:color w:val="4472C4" w:themeColor="accent1"/>
-          <w:sz w:val="24"/>
-          <w:szCs w:val="24"/>
-        </w:rPr>
-      </w:pPr>
-      <w:r>
-        <w:rPr>
-          <w:color w:val="4472C4" w:themeColor="accent1"/>
-          <w:sz w:val="24"/>
-          <w:szCs w:val="24"/>
-        </w:rPr>
-        <w:t>class Penguin extends Bird {</w:t>
-      </w:r>
-    </w:p>
-    <w:p>
-      <w:pPr>
-        <w:rPr>
-          <w:color w:val="4472C4" w:themeColor="accent1"/>
-          <w:sz w:val="24"/>
-          <w:szCs w:val="24"/>
-        </w:rPr>
-      </w:pPr>
-      <w:r>
-        <w:rPr>
-          <w:color w:val="4472C4" w:themeColor="accent1"/>
-          <w:sz w:val="24"/>
-          <w:szCs w:val="24"/>
-        </w:rPr>
-        <w:t xml:space="preserve">    void </w:t>
-      </w:r>
-      <w:proofErr w:type="gramStart"/>
-      <w:r>
-        <w:rPr>
-          <w:color w:val="4472C4" w:themeColor="accent1"/>
-          <w:sz w:val="24"/>
-          <w:szCs w:val="24"/>
-        </w:rPr>
-        <w:t>fly(</w:t>
-      </w:r>
-      <w:proofErr w:type="gramEnd"/>
-      <w:r>
-        <w:rPr>
-          <w:color w:val="4472C4" w:themeColor="accent1"/>
-          <w:sz w:val="24"/>
-          <w:szCs w:val="24"/>
-        </w:rPr>
-        <w:t>) {</w:t>
-      </w:r>
-    </w:p>
-    <w:p>
-      <w:pPr>
-        <w:rPr>
-          <w:color w:val="4472C4" w:themeColor="accent1"/>
-          <w:sz w:val="24"/>
-          <w:szCs w:val="24"/>
-        </w:rPr>
-      </w:pPr>
-      <w:r>
-        <w:rPr>
-          <w:color w:val="4472C4" w:themeColor="accent1"/>
-          <w:sz w:val="24"/>
-          <w:szCs w:val="24"/>
-        </w:rPr>
-        <w:t xml:space="preserve">        throw new </w:t>
+        <w:t xml:space="preserve"> principle is easy to understand but hard to detect in code. So, let's look at an example.</w:t>
+      </w:r>
+    </w:p>
+    <w:p>
+      <w:pPr>
+        <w:rPr>
+          <w:sz w:val="24"/>
+          <w:szCs w:val="24"/>
+        </w:rPr>
+      </w:pPr>
+    </w:p>
+    <w:p>
+      <w:pPr>
+        <w:rPr>
+          <w:color w:val="5B9BD5" w:themeColor="accent5"/>
+          <w:sz w:val="24"/>
+          <w:szCs w:val="24"/>
+        </w:rPr>
+      </w:pPr>
+      <w:r>
+        <w:rPr>
+          <w:color w:val="5B9BD5" w:themeColor="accent5"/>
+          <w:sz w:val="24"/>
+          <w:szCs w:val="24"/>
+        </w:rPr>
+        <w:t>class Rectangle {</w:t>
+      </w:r>
+    </w:p>
+    <w:p>
+      <w:pPr>
+        <w:rPr>
+          <w:color w:val="5B9BD5" w:themeColor="accent5"/>
+          <w:sz w:val="24"/>
+          <w:szCs w:val="24"/>
+        </w:rPr>
+      </w:pPr>
+      <w:r>
+        <w:rPr>
+          <w:color w:val="5B9BD5" w:themeColor="accent5"/>
+          <w:sz w:val="24"/>
+          <w:szCs w:val="24"/>
+        </w:rPr>
+        <w:t xml:space="preserve">    protected int width;</w:t>
+      </w:r>
+    </w:p>
+    <w:p>
+      <w:pPr>
+        <w:rPr>
+          <w:color w:val="5B9BD5" w:themeColor="accent5"/>
+          <w:sz w:val="24"/>
+          <w:szCs w:val="24"/>
+        </w:rPr>
+      </w:pPr>
+      <w:r>
+        <w:rPr>
+          <w:color w:val="5B9BD5" w:themeColor="accent5"/>
+          <w:sz w:val="24"/>
+          <w:szCs w:val="24"/>
+        </w:rPr>
+        <w:t xml:space="preserve">    protected int height;</w:t>
+      </w:r>
+    </w:p>
+    <w:p>
+      <w:pPr>
+        <w:rPr>
+          <w:color w:val="5B9BD5" w:themeColor="accent5"/>
+          <w:sz w:val="24"/>
+          <w:szCs w:val="24"/>
+        </w:rPr>
+      </w:pPr>
+    </w:p>
+    <w:p>
+      <w:pPr>
+        <w:rPr>
+          <w:color w:val="5B9BD5" w:themeColor="accent5"/>
+          <w:sz w:val="24"/>
+          <w:szCs w:val="24"/>
+        </w:rPr>
+      </w:pPr>
+      <w:r>
+        <w:rPr>
+          <w:color w:val="5B9BD5" w:themeColor="accent5"/>
+          <w:sz w:val="24"/>
+          <w:szCs w:val="24"/>
+        </w:rPr>
+        <w:t xml:space="preserve">    public void </w:t>
       </w:r>
       <w:proofErr w:type="spellStart"/>
       <w:proofErr w:type="gramStart"/>
       <w:r>
         <w:rPr>
+          <w:color w:val="5B9BD5" w:themeColor="accent5"/>
+          <w:sz w:val="24"/>
+          <w:szCs w:val="24"/>
+        </w:rPr>
+        <w:t>setWidth</w:t>
+      </w:r>
+      <w:proofErr w:type="spellEnd"/>
+      <w:r>
+        <w:rPr>
+          <w:color w:val="5B9BD5" w:themeColor="accent5"/>
+          <w:sz w:val="24"/>
+          <w:szCs w:val="24"/>
+        </w:rPr>
+        <w:t>(</w:t>
+      </w:r>
+      <w:proofErr w:type="gramEnd"/>
+      <w:r>
+        <w:rPr>
+          <w:color w:val="5B9BD5" w:themeColor="accent5"/>
+          <w:sz w:val="24"/>
+          <w:szCs w:val="24"/>
+        </w:rPr>
+        <w:t xml:space="preserve">int width) </w:t>
+      </w:r>
+      <w:proofErr w:type="gramStart"/>
+      <w:r>
+        <w:rPr>
+          <w:color w:val="5B9BD5" w:themeColor="accent5"/>
+          <w:sz w:val="24"/>
+          <w:szCs w:val="24"/>
+        </w:rPr>
+        <w:t xml:space="preserve">{ </w:t>
+      </w:r>
+      <w:proofErr w:type="spellStart"/>
+      <w:r>
+        <w:rPr>
+          <w:color w:val="5B9BD5" w:themeColor="accent5"/>
+          <w:sz w:val="24"/>
+          <w:szCs w:val="24"/>
+        </w:rPr>
+        <w:t>this</w:t>
+      </w:r>
+      <w:proofErr w:type="gramEnd"/>
+      <w:r>
+        <w:rPr>
+          <w:color w:val="5B9BD5" w:themeColor="accent5"/>
+          <w:sz w:val="24"/>
+          <w:szCs w:val="24"/>
+        </w:rPr>
+        <w:t>.width</w:t>
+      </w:r>
+      <w:proofErr w:type="spellEnd"/>
+      <w:r>
+        <w:rPr>
+          <w:color w:val="5B9BD5" w:themeColor="accent5"/>
+          <w:sz w:val="24"/>
+          <w:szCs w:val="24"/>
+        </w:rPr>
+        <w:t xml:space="preserve"> = width</w:t>
+      </w:r>
+      <w:proofErr w:type="gramStart"/>
+      <w:r>
+        <w:rPr>
+          <w:color w:val="5B9BD5" w:themeColor="accent5"/>
+          <w:sz w:val="24"/>
+          <w:szCs w:val="24"/>
+        </w:rPr>
+        <w:t>; }</w:t>
+      </w:r>
+      <w:proofErr w:type="gramEnd"/>
+    </w:p>
+    <w:p>
+      <w:pPr>
+        <w:rPr>
+          <w:color w:val="5B9BD5" w:themeColor="accent5"/>
+          <w:sz w:val="24"/>
+          <w:szCs w:val="24"/>
+        </w:rPr>
+      </w:pPr>
+      <w:r>
+        <w:rPr>
+          <w:color w:val="5B9BD5" w:themeColor="accent5"/>
+          <w:sz w:val="24"/>
+          <w:szCs w:val="24"/>
+        </w:rPr>
+        <w:t xml:space="preserve">    public void </w:t>
+      </w:r>
+      <w:proofErr w:type="spellStart"/>
+      <w:proofErr w:type="gramStart"/>
+      <w:r>
+        <w:rPr>
+          <w:color w:val="5B9BD5" w:themeColor="accent5"/>
+          <w:sz w:val="24"/>
+          <w:szCs w:val="24"/>
+        </w:rPr>
+        <w:t>setHeight</w:t>
+      </w:r>
+      <w:proofErr w:type="spellEnd"/>
+      <w:r>
+        <w:rPr>
+          <w:color w:val="5B9BD5" w:themeColor="accent5"/>
+          <w:sz w:val="24"/>
+          <w:szCs w:val="24"/>
+        </w:rPr>
+        <w:t>(</w:t>
+      </w:r>
+      <w:proofErr w:type="gramEnd"/>
+      <w:r>
+        <w:rPr>
+          <w:color w:val="5B9BD5" w:themeColor="accent5"/>
+          <w:sz w:val="24"/>
+          <w:szCs w:val="24"/>
+        </w:rPr>
+        <w:t xml:space="preserve">int height) </w:t>
+      </w:r>
+      <w:proofErr w:type="gramStart"/>
+      <w:r>
+        <w:rPr>
+          <w:color w:val="5B9BD5" w:themeColor="accent5"/>
+          <w:sz w:val="24"/>
+          <w:szCs w:val="24"/>
+        </w:rPr>
+        <w:t xml:space="preserve">{ </w:t>
+      </w:r>
+      <w:proofErr w:type="spellStart"/>
+      <w:r>
+        <w:rPr>
+          <w:color w:val="5B9BD5" w:themeColor="accent5"/>
+          <w:sz w:val="24"/>
+          <w:szCs w:val="24"/>
+        </w:rPr>
+        <w:t>this</w:t>
+      </w:r>
+      <w:proofErr w:type="gramEnd"/>
+      <w:r>
+        <w:rPr>
+          <w:color w:val="5B9BD5" w:themeColor="accent5"/>
+          <w:sz w:val="24"/>
+          <w:szCs w:val="24"/>
+        </w:rPr>
+        <w:t>.height</w:t>
+      </w:r>
+      <w:proofErr w:type="spellEnd"/>
+      <w:r>
+        <w:rPr>
+          <w:color w:val="5B9BD5" w:themeColor="accent5"/>
+          <w:sz w:val="24"/>
+          <w:szCs w:val="24"/>
+        </w:rPr>
+        <w:t xml:space="preserve"> = height</w:t>
+      </w:r>
+      <w:proofErr w:type="gramStart"/>
+      <w:r>
+        <w:rPr>
+          <w:color w:val="5B9BD5" w:themeColor="accent5"/>
+          <w:sz w:val="24"/>
+          <w:szCs w:val="24"/>
+        </w:rPr>
+        <w:t>; }</w:t>
+      </w:r>
+      <w:proofErr w:type="gramEnd"/>
+    </w:p>
+    <w:p>
+      <w:pPr>
+        <w:rPr>
+          <w:color w:val="5B9BD5" w:themeColor="accent5"/>
+          <w:sz w:val="24"/>
+          <w:szCs w:val="24"/>
+        </w:rPr>
+      </w:pPr>
+      <w:r>
+        <w:rPr>
+          <w:color w:val="5B9BD5" w:themeColor="accent5"/>
+          <w:sz w:val="24"/>
+          <w:szCs w:val="24"/>
+        </w:rPr>
+        <w:t xml:space="preserve">    public int </w:t>
+      </w:r>
+      <w:proofErr w:type="spellStart"/>
+      <w:proofErr w:type="gramStart"/>
+      <w:r>
+        <w:rPr>
+          <w:color w:val="5B9BD5" w:themeColor="accent5"/>
+          <w:sz w:val="24"/>
+          <w:szCs w:val="24"/>
+        </w:rPr>
+        <w:t>getArea</w:t>
+      </w:r>
+      <w:proofErr w:type="spellEnd"/>
+      <w:r>
+        <w:rPr>
+          <w:color w:val="5B9BD5" w:themeColor="accent5"/>
+          <w:sz w:val="24"/>
+          <w:szCs w:val="24"/>
+        </w:rPr>
+        <w:t>(</w:t>
+      </w:r>
+      <w:proofErr w:type="gramEnd"/>
+      <w:r>
+        <w:rPr>
+          <w:color w:val="5B9BD5" w:themeColor="accent5"/>
+          <w:sz w:val="24"/>
+          <w:szCs w:val="24"/>
+        </w:rPr>
+        <w:t xml:space="preserve">) </w:t>
+      </w:r>
+      <w:proofErr w:type="gramStart"/>
+      <w:r>
+        <w:rPr>
+          <w:color w:val="5B9BD5" w:themeColor="accent5"/>
+          <w:sz w:val="24"/>
+          <w:szCs w:val="24"/>
+        </w:rPr>
+        <w:t>{ return</w:t>
+      </w:r>
+      <w:proofErr w:type="gramEnd"/>
+      <w:r>
+        <w:rPr>
+          <w:color w:val="5B9BD5" w:themeColor="accent5"/>
+          <w:sz w:val="24"/>
+          <w:szCs w:val="24"/>
+        </w:rPr>
+        <w:t xml:space="preserve"> </w:t>
+      </w:r>
+      <w:proofErr w:type="spellStart"/>
+      <w:proofErr w:type="gramStart"/>
+      <w:r>
+        <w:rPr>
+          <w:color w:val="5B9BD5" w:themeColor="accent5"/>
+          <w:sz w:val="24"/>
+          <w:szCs w:val="24"/>
+        </w:rPr>
+        <w:t>this.width</w:t>
+      </w:r>
+      <w:proofErr w:type="spellEnd"/>
+      <w:proofErr w:type="gramEnd"/>
+      <w:r>
+        <w:rPr>
+          <w:color w:val="5B9BD5" w:themeColor="accent5"/>
+          <w:sz w:val="24"/>
+          <w:szCs w:val="24"/>
+        </w:rPr>
+        <w:t xml:space="preserve"> * </w:t>
+      </w:r>
+      <w:proofErr w:type="spellStart"/>
+      <w:proofErr w:type="gramStart"/>
+      <w:r>
+        <w:rPr>
+          <w:color w:val="5B9BD5" w:themeColor="accent5"/>
+          <w:sz w:val="24"/>
+          <w:szCs w:val="24"/>
+        </w:rPr>
+        <w:t>this.height</w:t>
+      </w:r>
+      <w:proofErr w:type="spellEnd"/>
+      <w:r>
+        <w:rPr>
+          <w:color w:val="5B9BD5" w:themeColor="accent5"/>
+          <w:sz w:val="24"/>
+          <w:szCs w:val="24"/>
+        </w:rPr>
+        <w:t>; }</w:t>
+      </w:r>
+      <w:proofErr w:type="gramEnd"/>
+    </w:p>
+    <w:p>
+      <w:pPr>
+        <w:rPr>
+          <w:color w:val="5B9BD5" w:themeColor="accent5"/>
+          <w:sz w:val="24"/>
+          <w:szCs w:val="24"/>
+        </w:rPr>
+      </w:pPr>
+      <w:r>
+        <w:rPr>
+          <w:color w:val="5B9BD5" w:themeColor="accent5"/>
+          <w:sz w:val="24"/>
+          <w:szCs w:val="24"/>
+        </w:rPr>
+        <w:t>}</w:t>
+      </w:r>
+    </w:p>
+    <w:p>
+      <w:pPr>
+        <w:rPr>
+          <w:color w:val="5B9BD5" w:themeColor="accent5"/>
+          <w:sz w:val="24"/>
+          <w:szCs w:val="24"/>
+        </w:rPr>
+      </w:pPr>
+    </w:p>
+    <w:p>
+      <w:pPr>
+        <w:rPr>
+          <w:color w:val="5B9BD5" w:themeColor="accent5"/>
+          <w:sz w:val="24"/>
+          <w:szCs w:val="24"/>
+        </w:rPr>
+      </w:pPr>
+      <w:r>
+        <w:rPr>
+          <w:color w:val="5B9BD5" w:themeColor="accent5"/>
+          <w:sz w:val="24"/>
+          <w:szCs w:val="24"/>
+        </w:rPr>
+        <w:t>class Square extends Rectangle {</w:t>
+      </w:r>
+    </w:p>
+    <w:p>
+      <w:pPr>
+        <w:rPr>
+          <w:color w:val="5B9BD5" w:themeColor="accent5"/>
+          <w:sz w:val="24"/>
+          <w:szCs w:val="24"/>
+        </w:rPr>
+      </w:pPr>
+      <w:r>
+        <w:rPr>
+          <w:color w:val="5B9BD5" w:themeColor="accent5"/>
+          <w:sz w:val="24"/>
+          <w:szCs w:val="24"/>
+        </w:rPr>
+        <w:t xml:space="preserve">    @Override</w:t>
+      </w:r>
+    </w:p>
+    <w:p>
+      <w:pPr>
+        <w:rPr>
+          <w:color w:val="5B9BD5" w:themeColor="accent5"/>
+          <w:sz w:val="24"/>
+          <w:szCs w:val="24"/>
+        </w:rPr>
+      </w:pPr>
+      <w:r>
+        <w:rPr>
+          <w:color w:val="5B9BD5" w:themeColor="accent5"/>
+          <w:sz w:val="24"/>
+          <w:szCs w:val="24"/>
+        </w:rPr>
+        <w:t xml:space="preserve">    public void </w:t>
+      </w:r>
+      <w:proofErr w:type="spellStart"/>
+      <w:proofErr w:type="gramStart"/>
+      <w:r>
+        <w:rPr>
+          <w:color w:val="5B9BD5" w:themeColor="accent5"/>
+          <w:sz w:val="24"/>
+          <w:szCs w:val="24"/>
+        </w:rPr>
+        <w:t>setWidth</w:t>
+      </w:r>
+      <w:proofErr w:type="spellEnd"/>
+      <w:r>
+        <w:rPr>
+          <w:color w:val="5B9BD5" w:themeColor="accent5"/>
+          <w:sz w:val="24"/>
+          <w:szCs w:val="24"/>
+        </w:rPr>
+        <w:t>(</w:t>
+      </w:r>
+      <w:proofErr w:type="gramEnd"/>
+      <w:r>
+        <w:rPr>
+          <w:color w:val="5B9BD5" w:themeColor="accent5"/>
+          <w:sz w:val="24"/>
+          <w:szCs w:val="24"/>
+        </w:rPr>
+        <w:t>int width) {</w:t>
+      </w:r>
+    </w:p>
+    <w:p>
+      <w:pPr>
+        <w:rPr>
+          <w:color w:val="5B9BD5" w:themeColor="accent5"/>
+          <w:sz w:val="24"/>
+          <w:szCs w:val="24"/>
+        </w:rPr>
+      </w:pPr>
+      <w:r>
+        <w:rPr>
+          <w:color w:val="5B9BD5" w:themeColor="accent5"/>
+          <w:sz w:val="24"/>
+          <w:szCs w:val="24"/>
+        </w:rPr>
+        <w:t xml:space="preserve">        </w:t>
+      </w:r>
+      <w:proofErr w:type="spellStart"/>
+      <w:proofErr w:type="gramStart"/>
+      <w:r>
+        <w:rPr>
+          <w:color w:val="5B9BD5" w:themeColor="accent5"/>
+          <w:sz w:val="24"/>
+          <w:szCs w:val="24"/>
+        </w:rPr>
+        <w:t>this.width</w:t>
+      </w:r>
+      <w:proofErr w:type="spellEnd"/>
+      <w:proofErr w:type="gramEnd"/>
+      <w:r>
+        <w:rPr>
+          <w:color w:val="5B9BD5" w:themeColor="accent5"/>
+          <w:sz w:val="24"/>
+          <w:szCs w:val="24"/>
+        </w:rPr>
+        <w:t xml:space="preserve"> = width;</w:t>
+      </w:r>
+    </w:p>
+    <w:p>
+      <w:pPr>
+        <w:rPr>
+          <w:color w:val="5B9BD5" w:themeColor="accent5"/>
+          <w:sz w:val="24"/>
+          <w:szCs w:val="24"/>
+        </w:rPr>
+      </w:pPr>
+      <w:r>
+        <w:rPr>
+          <w:color w:val="5B9BD5" w:themeColor="accent5"/>
+          <w:sz w:val="24"/>
+          <w:szCs w:val="24"/>
+        </w:rPr>
+        <w:t xml:space="preserve">        </w:t>
+      </w:r>
+      <w:proofErr w:type="spellStart"/>
+      <w:proofErr w:type="gramStart"/>
+      <w:r>
+        <w:rPr>
+          <w:color w:val="5B9BD5" w:themeColor="accent5"/>
+          <w:sz w:val="24"/>
+          <w:szCs w:val="24"/>
+        </w:rPr>
+        <w:t>this.height</w:t>
+      </w:r>
+      <w:proofErr w:type="spellEnd"/>
+      <w:proofErr w:type="gramEnd"/>
+      <w:r>
+        <w:rPr>
+          <w:color w:val="5B9BD5" w:themeColor="accent5"/>
+          <w:sz w:val="24"/>
+          <w:szCs w:val="24"/>
+        </w:rPr>
+        <w:t xml:space="preserve"> = width; // Forces sides to be equal</w:t>
+      </w:r>
+    </w:p>
+    <w:p>
+      <w:pPr>
+        <w:rPr>
+          <w:color w:val="5B9BD5" w:themeColor="accent5"/>
+          <w:sz w:val="24"/>
+          <w:szCs w:val="24"/>
+        </w:rPr>
+      </w:pPr>
+      <w:r>
+        <w:rPr>
+          <w:color w:val="5B9BD5" w:themeColor="accent5"/>
+          <w:sz w:val="24"/>
+          <w:szCs w:val="24"/>
+        </w:rPr>
+        <w:t xml:space="preserve">    }</w:t>
+      </w:r>
+    </w:p>
+    <w:p>
+      <w:pPr>
+        <w:rPr>
+          <w:color w:val="5B9BD5" w:themeColor="accent5"/>
+          <w:sz w:val="24"/>
+          <w:szCs w:val="24"/>
+        </w:rPr>
+      </w:pPr>
+    </w:p>
+    <w:p>
+      <w:pPr>
+        <w:rPr>
+          <w:color w:val="5B9BD5" w:themeColor="accent5"/>
+          <w:sz w:val="24"/>
+          <w:szCs w:val="24"/>
+        </w:rPr>
+      </w:pPr>
+      <w:r>
+        <w:rPr>
+          <w:color w:val="5B9BD5" w:themeColor="accent5"/>
+          <w:sz w:val="24"/>
+          <w:szCs w:val="24"/>
+        </w:rPr>
+        <w:t xml:space="preserve">    @Override</w:t>
+      </w:r>
+    </w:p>
+    <w:p>
+      <w:pPr>
+        <w:rPr>
+          <w:color w:val="5B9BD5" w:themeColor="accent5"/>
+          <w:sz w:val="24"/>
+          <w:szCs w:val="24"/>
+        </w:rPr>
+      </w:pPr>
+      <w:r>
+        <w:rPr>
+          <w:color w:val="5B9BD5" w:themeColor="accent5"/>
+          <w:sz w:val="24"/>
+          <w:szCs w:val="24"/>
+        </w:rPr>
+        <w:t xml:space="preserve">    public void </w:t>
+      </w:r>
+      <w:proofErr w:type="spellStart"/>
+      <w:proofErr w:type="gramStart"/>
+      <w:r>
+        <w:rPr>
+          <w:color w:val="5B9BD5" w:themeColor="accent5"/>
+          <w:sz w:val="24"/>
+          <w:szCs w:val="24"/>
+        </w:rPr>
+        <w:t>setHeight</w:t>
+      </w:r>
+      <w:proofErr w:type="spellEnd"/>
+      <w:r>
+        <w:rPr>
+          <w:color w:val="5B9BD5" w:themeColor="accent5"/>
+          <w:sz w:val="24"/>
+          <w:szCs w:val="24"/>
+        </w:rPr>
+        <w:t>(</w:t>
+      </w:r>
+      <w:proofErr w:type="gramEnd"/>
+      <w:r>
+        <w:rPr>
+          <w:color w:val="5B9BD5" w:themeColor="accent5"/>
+          <w:sz w:val="24"/>
+          <w:szCs w:val="24"/>
+        </w:rPr>
+        <w:t>int height) {</w:t>
+      </w:r>
+    </w:p>
+    <w:p>
+      <w:pPr>
+        <w:rPr>
+          <w:color w:val="5B9BD5" w:themeColor="accent5"/>
+          <w:sz w:val="24"/>
+          <w:szCs w:val="24"/>
+        </w:rPr>
+      </w:pPr>
+      <w:r>
+        <w:rPr>
+          <w:color w:val="5B9BD5" w:themeColor="accent5"/>
+          <w:sz w:val="24"/>
+          <w:szCs w:val="24"/>
+        </w:rPr>
+        <w:t xml:space="preserve">        </w:t>
+      </w:r>
+      <w:proofErr w:type="spellStart"/>
+      <w:proofErr w:type="gramStart"/>
+      <w:r>
+        <w:rPr>
+          <w:color w:val="5B9BD5" w:themeColor="accent5"/>
+          <w:sz w:val="24"/>
+          <w:szCs w:val="24"/>
+        </w:rPr>
+        <w:t>this.width</w:t>
+      </w:r>
+      <w:proofErr w:type="spellEnd"/>
+      <w:proofErr w:type="gramEnd"/>
+      <w:r>
+        <w:rPr>
+          <w:color w:val="5B9BD5" w:themeColor="accent5"/>
+          <w:sz w:val="24"/>
+          <w:szCs w:val="24"/>
+        </w:rPr>
+        <w:t xml:space="preserve"> = height;</w:t>
+      </w:r>
+    </w:p>
+    <w:p>
+      <w:pPr>
+        <w:rPr>
+          <w:color w:val="5B9BD5" w:themeColor="accent5"/>
+          <w:sz w:val="24"/>
+          <w:szCs w:val="24"/>
+        </w:rPr>
+      </w:pPr>
+      <w:r>
+        <w:rPr>
+          <w:color w:val="5B9BD5" w:themeColor="accent5"/>
+          <w:sz w:val="24"/>
+          <w:szCs w:val="24"/>
+        </w:rPr>
+        <w:t xml:space="preserve">        </w:t>
+      </w:r>
+      <w:proofErr w:type="spellStart"/>
+      <w:proofErr w:type="gramStart"/>
+      <w:r>
+        <w:rPr>
+          <w:color w:val="5B9BD5" w:themeColor="accent5"/>
+          <w:sz w:val="24"/>
+          <w:szCs w:val="24"/>
+        </w:rPr>
+        <w:t>this.height</w:t>
+      </w:r>
+      <w:proofErr w:type="spellEnd"/>
+      <w:proofErr w:type="gramEnd"/>
+      <w:r>
+        <w:rPr>
+          <w:color w:val="5B9BD5" w:themeColor="accent5"/>
+          <w:sz w:val="24"/>
+          <w:szCs w:val="24"/>
+        </w:rPr>
+        <w:t xml:space="preserve"> = height; // Forces sides to be equal</w:t>
+      </w:r>
+    </w:p>
+    <w:p>
+      <w:pPr>
+        <w:rPr>
+          <w:color w:val="5B9BD5" w:themeColor="accent5"/>
+          <w:sz w:val="24"/>
+          <w:szCs w:val="24"/>
+        </w:rPr>
+      </w:pPr>
+      <w:r>
+        <w:rPr>
+          <w:color w:val="5B9BD5" w:themeColor="accent5"/>
+          <w:sz w:val="24"/>
+          <w:szCs w:val="24"/>
+        </w:rPr>
+        <w:t xml:space="preserve">    }</w:t>
+      </w:r>
+    </w:p>
+    <w:p>
+      <w:pPr>
+        <w:rPr>
+          <w:color w:val="5B9BD5" w:themeColor="accent5"/>
+          <w:sz w:val="24"/>
+          <w:szCs w:val="24"/>
+        </w:rPr>
+      </w:pPr>
+      <w:r>
+        <w:rPr>
+          <w:color w:val="5B9BD5" w:themeColor="accent5"/>
+          <w:sz w:val="24"/>
+          <w:szCs w:val="24"/>
+        </w:rPr>
+        <w:t>}</w:t>
+      </w:r>
+    </w:p>
+    <w:p>
+      <w:pPr>
+        <w:rPr>
+          <w:color w:val="5B9BD5" w:themeColor="accent5"/>
+          <w:sz w:val="24"/>
+          <w:szCs w:val="24"/>
+        </w:rPr>
+      </w:pPr>
+    </w:p>
+    <w:p>
+      <w:pPr>
+        <w:rPr>
+          <w:color w:val="5B9BD5" w:themeColor="accent5"/>
+          <w:sz w:val="24"/>
+          <w:szCs w:val="24"/>
+        </w:rPr>
+      </w:pPr>
+    </w:p>
+    <w:p>
+      <w:pPr>
+        <w:rPr>
+          <w:sz w:val="24"/>
+          <w:szCs w:val="24"/>
+        </w:rPr>
+      </w:pPr>
+    </w:p>
+    <w:p>
+      <w:pPr>
+        <w:rPr>
+          <w:sz w:val="24"/>
+          <w:szCs w:val="24"/>
+        </w:rPr>
+      </w:pPr>
+    </w:p>
+    <w:p>
+      <w:pPr>
+        <w:rPr>
+          <w:sz w:val="24"/>
+          <w:szCs w:val="24"/>
+        </w:rPr>
+      </w:pPr>
+      <w:r>
+        <w:rPr>
+          <w:sz w:val="24"/>
+          <w:szCs w:val="24"/>
+        </w:rPr>
+        <w:lastRenderedPageBreak/>
+        <w:t>Why this breaks LSP:</w:t>
+      </w:r>
+    </w:p>
+    <w:p>
+      <w:pPr>
+        <w:rPr>
+          <w:sz w:val="24"/>
+          <w:szCs w:val="24"/>
+        </w:rPr>
+      </w:pPr>
+      <w:r>
+        <w:rPr>
+          <w:sz w:val="24"/>
+          <w:szCs w:val="24"/>
+        </w:rPr>
+        <w:t xml:space="preserve">If a developer passes a </w:t>
+      </w:r>
+      <w:proofErr w:type="gramStart"/>
+      <w:r>
+        <w:rPr>
+          <w:sz w:val="24"/>
+          <w:szCs w:val="24"/>
+        </w:rPr>
+        <w:t>Square</w:t>
+      </w:r>
+      <w:proofErr w:type="gramEnd"/>
+      <w:r>
+        <w:rPr>
+          <w:sz w:val="24"/>
+          <w:szCs w:val="24"/>
+        </w:rPr>
+        <w:t xml:space="preserve"> </w:t>
+      </w:r>
+      <w:r>
+        <w:rPr>
+          <w:sz w:val="24"/>
+          <w:szCs w:val="24"/>
+        </w:rPr>
+        <w:t xml:space="preserve">object </w:t>
+      </w:r>
+      <w:r>
+        <w:rPr>
+          <w:sz w:val="24"/>
+          <w:szCs w:val="24"/>
+        </w:rPr>
+        <w:t>into a method expecting a Rectangle, the behavior changes unexpectedly.</w:t>
+      </w:r>
+    </w:p>
+    <w:p>
+      <w:pPr>
+        <w:rPr>
+          <w:sz w:val="24"/>
+          <w:szCs w:val="24"/>
+        </w:rPr>
+      </w:pPr>
+    </w:p>
+    <w:p>
+      <w:pPr>
+        <w:rPr>
+          <w:color w:val="5B9BD5" w:themeColor="accent5"/>
+          <w:sz w:val="24"/>
+          <w:szCs w:val="24"/>
+        </w:rPr>
+      </w:pPr>
+      <w:r>
+        <w:rPr>
+          <w:color w:val="5B9BD5" w:themeColor="accent5"/>
+          <w:sz w:val="24"/>
+          <w:szCs w:val="24"/>
+        </w:rPr>
+        <w:t xml:space="preserve">void </w:t>
+      </w:r>
+      <w:proofErr w:type="spellStart"/>
+      <w:proofErr w:type="gramStart"/>
+      <w:r>
+        <w:rPr>
+          <w:color w:val="5B9BD5" w:themeColor="accent5"/>
+          <w:sz w:val="24"/>
+          <w:szCs w:val="24"/>
+        </w:rPr>
+        <w:t>modifyRectangle</w:t>
+      </w:r>
+      <w:proofErr w:type="spellEnd"/>
+      <w:r>
+        <w:rPr>
+          <w:color w:val="5B9BD5" w:themeColor="accent5"/>
+          <w:sz w:val="24"/>
+          <w:szCs w:val="24"/>
+        </w:rPr>
+        <w:t>(</w:t>
+      </w:r>
+      <w:proofErr w:type="gramEnd"/>
+      <w:r>
+        <w:rPr>
+          <w:color w:val="5B9BD5" w:themeColor="accent5"/>
+          <w:sz w:val="24"/>
+          <w:szCs w:val="24"/>
+        </w:rPr>
+        <w:t>Rectangle r) {</w:t>
+      </w:r>
+    </w:p>
+    <w:p>
+      <w:pPr>
+        <w:rPr>
+          <w:color w:val="5B9BD5" w:themeColor="accent5"/>
+          <w:sz w:val="24"/>
+          <w:szCs w:val="24"/>
+        </w:rPr>
+      </w:pPr>
+      <w:r>
+        <w:rPr>
+          <w:color w:val="5B9BD5" w:themeColor="accent5"/>
+          <w:sz w:val="24"/>
+          <w:szCs w:val="24"/>
+        </w:rPr>
+        <w:t xml:space="preserve">    </w:t>
+      </w:r>
+      <w:proofErr w:type="spellStart"/>
+      <w:proofErr w:type="gramStart"/>
+      <w:r>
+        <w:rPr>
+          <w:color w:val="5B9BD5" w:themeColor="accent5"/>
+          <w:sz w:val="24"/>
+          <w:szCs w:val="24"/>
+        </w:rPr>
+        <w:t>r.setWidth</w:t>
+      </w:r>
+      <w:proofErr w:type="spellEnd"/>
+      <w:proofErr w:type="gramEnd"/>
+      <w:r>
+        <w:rPr>
+          <w:color w:val="5B9BD5" w:themeColor="accent5"/>
+          <w:sz w:val="24"/>
+          <w:szCs w:val="24"/>
+        </w:rPr>
+        <w:t>(5);</w:t>
+      </w:r>
+    </w:p>
+    <w:p>
+      <w:pPr>
+        <w:rPr>
+          <w:color w:val="5B9BD5" w:themeColor="accent5"/>
+          <w:sz w:val="24"/>
+          <w:szCs w:val="24"/>
+        </w:rPr>
+      </w:pPr>
+      <w:r>
+        <w:rPr>
+          <w:color w:val="5B9BD5" w:themeColor="accent5"/>
+          <w:sz w:val="24"/>
+          <w:szCs w:val="24"/>
+        </w:rPr>
+        <w:t xml:space="preserve">    </w:t>
+      </w:r>
+      <w:proofErr w:type="spellStart"/>
+      <w:proofErr w:type="gramStart"/>
+      <w:r>
+        <w:rPr>
+          <w:color w:val="5B9BD5" w:themeColor="accent5"/>
+          <w:sz w:val="24"/>
+          <w:szCs w:val="24"/>
+        </w:rPr>
+        <w:t>r.setHeight</w:t>
+      </w:r>
+      <w:proofErr w:type="spellEnd"/>
+      <w:proofErr w:type="gramEnd"/>
+      <w:r>
+        <w:rPr>
+          <w:color w:val="5B9BD5" w:themeColor="accent5"/>
+          <w:sz w:val="24"/>
+          <w:szCs w:val="24"/>
+        </w:rPr>
+        <w:t>(10);</w:t>
+      </w:r>
+    </w:p>
+    <w:p>
+      <w:pPr>
+        <w:rPr>
+          <w:color w:val="5B9BD5" w:themeColor="accent5"/>
+          <w:sz w:val="24"/>
+          <w:szCs w:val="24"/>
+        </w:rPr>
+      </w:pPr>
+      <w:r>
+        <w:rPr>
+          <w:color w:val="5B9BD5" w:themeColor="accent5"/>
+          <w:sz w:val="24"/>
+          <w:szCs w:val="24"/>
+        </w:rPr>
+        <w:t xml:space="preserve">    // For a true Rectangle, area should be 50.</w:t>
+      </w:r>
+    </w:p>
+    <w:p>
+      <w:pPr>
+        <w:rPr>
+          <w:color w:val="5B9BD5" w:themeColor="accent5"/>
+          <w:sz w:val="24"/>
+          <w:szCs w:val="24"/>
+        </w:rPr>
+      </w:pPr>
+      <w:r>
+        <w:rPr>
+          <w:color w:val="5B9BD5" w:themeColor="accent5"/>
+          <w:sz w:val="24"/>
+          <w:szCs w:val="24"/>
+        </w:rPr>
+        <w:t xml:space="preserve">    // For a Square, area becomes 100 because </w:t>
+      </w:r>
+      <w:proofErr w:type="spellStart"/>
+      <w:proofErr w:type="gramStart"/>
+      <w:r>
+        <w:rPr>
+          <w:color w:val="5B9BD5" w:themeColor="accent5"/>
+          <w:sz w:val="24"/>
+          <w:szCs w:val="24"/>
+        </w:rPr>
+        <w:t>setHeight</w:t>
+      </w:r>
+      <w:proofErr w:type="spellEnd"/>
+      <w:r>
+        <w:rPr>
+          <w:color w:val="5B9BD5" w:themeColor="accent5"/>
+          <w:sz w:val="24"/>
+          <w:szCs w:val="24"/>
+        </w:rPr>
+        <w:t>(</w:t>
+      </w:r>
+      <w:proofErr w:type="gramEnd"/>
+      <w:r>
+        <w:rPr>
+          <w:color w:val="5B9BD5" w:themeColor="accent5"/>
+          <w:sz w:val="24"/>
+          <w:szCs w:val="24"/>
+        </w:rPr>
+        <w:t>10) overwrote the width!</w:t>
+      </w:r>
+    </w:p>
+    <w:p>
+      <w:pPr>
+        <w:rPr>
+          <w:color w:val="5B9BD5" w:themeColor="accent5"/>
+          <w:sz w:val="24"/>
+          <w:szCs w:val="24"/>
+        </w:rPr>
+      </w:pPr>
+      <w:r>
+        <w:rPr>
+          <w:color w:val="5B9BD5" w:themeColor="accent5"/>
+          <w:sz w:val="24"/>
+          <w:szCs w:val="24"/>
+        </w:rPr>
+        <w:t xml:space="preserve">    </w:t>
+      </w:r>
+      <w:proofErr w:type="spellStart"/>
+      <w:r>
+        <w:rPr>
+          <w:color w:val="5B9BD5" w:themeColor="accent5"/>
+          <w:sz w:val="24"/>
+          <w:szCs w:val="24"/>
+        </w:rPr>
+        <w:t>System.out.println</w:t>
+      </w:r>
+      <w:proofErr w:type="spellEnd"/>
+      <w:r>
+        <w:rPr>
+          <w:color w:val="5B9BD5" w:themeColor="accent5"/>
+          <w:sz w:val="24"/>
+          <w:szCs w:val="24"/>
+        </w:rPr>
+        <w:t>(</w:t>
+      </w:r>
+      <w:proofErr w:type="spellStart"/>
+      <w:proofErr w:type="gramStart"/>
+      <w:r>
+        <w:rPr>
+          <w:color w:val="5B9BD5" w:themeColor="accent5"/>
+          <w:sz w:val="24"/>
+          <w:szCs w:val="24"/>
+        </w:rPr>
+        <w:t>r.getArea</w:t>
+      </w:r>
+      <w:proofErr w:type="spellEnd"/>
+      <w:proofErr w:type="gramEnd"/>
+      <w:r>
+        <w:rPr>
+          <w:color w:val="5B9BD5" w:themeColor="accent5"/>
+          <w:sz w:val="24"/>
+          <w:szCs w:val="24"/>
+        </w:rPr>
+        <w:t xml:space="preserve">()); </w:t>
+      </w:r>
+    </w:p>
+    <w:p>
+      <w:pPr>
+        <w:rPr>
+          <w:color w:val="5B9BD5" w:themeColor="accent5"/>
+          <w:sz w:val="24"/>
+          <w:szCs w:val="24"/>
+        </w:rPr>
+      </w:pPr>
+      <w:r>
+        <w:rPr>
+          <w:color w:val="5B9BD5" w:themeColor="accent5"/>
+          <w:sz w:val="24"/>
+          <w:szCs w:val="24"/>
+        </w:rPr>
+        <w:t>}</w:t>
+      </w:r>
+    </w:p>
+    <w:p>
+      <w:pPr>
+        <w:rPr>
+          <w:color w:val="5B9BD5" w:themeColor="accent5"/>
+          <w:sz w:val="24"/>
+          <w:szCs w:val="24"/>
+        </w:rPr>
+      </w:pPr>
+    </w:p>
+    <w:p>
+      <w:pPr>
+        <w:rPr>
+          <w:sz w:val="24"/>
+          <w:szCs w:val="24"/>
+        </w:rPr>
+      </w:pPr>
+      <w:r>
+        <w:rPr>
+          <w:sz w:val="24"/>
+          <w:szCs w:val="24"/>
+        </w:rPr>
+        <w:t>To fix this, extract the commonality (calculating area) into a shared interface or abstract class.</w:t>
+      </w:r>
+    </w:p>
+    <w:p>
+      <w:pPr>
+        <w:rPr>
+          <w:color w:val="5B9BD5" w:themeColor="accent5"/>
+          <w:sz w:val="24"/>
+          <w:szCs w:val="24"/>
+        </w:rPr>
+      </w:pPr>
+      <w:r>
+        <w:rPr>
+          <w:color w:val="5B9BD5" w:themeColor="accent5"/>
+          <w:sz w:val="24"/>
+          <w:szCs w:val="24"/>
+        </w:rPr>
+        <w:t>interface Shape {</w:t>
+      </w:r>
+    </w:p>
+    <w:p>
+      <w:pPr>
+        <w:rPr>
+          <w:color w:val="5B9BD5" w:themeColor="accent5"/>
+          <w:sz w:val="24"/>
+          <w:szCs w:val="24"/>
+        </w:rPr>
+      </w:pPr>
+      <w:r>
+        <w:rPr>
+          <w:color w:val="5B9BD5" w:themeColor="accent5"/>
+          <w:sz w:val="24"/>
+          <w:szCs w:val="24"/>
+        </w:rPr>
+        <w:t xml:space="preserve">    int </w:t>
+      </w:r>
+      <w:proofErr w:type="spellStart"/>
+      <w:proofErr w:type="gramStart"/>
+      <w:r>
+        <w:rPr>
+          <w:color w:val="5B9BD5" w:themeColor="accent5"/>
+          <w:sz w:val="24"/>
+          <w:szCs w:val="24"/>
+        </w:rPr>
+        <w:t>getArea</w:t>
+      </w:r>
+      <w:proofErr w:type="spellEnd"/>
+      <w:r>
+        <w:rPr>
+          <w:color w:val="5B9BD5" w:themeColor="accent5"/>
+          <w:sz w:val="24"/>
+          <w:szCs w:val="24"/>
+        </w:rPr>
+        <w:t>(</w:t>
+      </w:r>
+      <w:proofErr w:type="gramEnd"/>
+      <w:r>
+        <w:rPr>
+          <w:color w:val="5B9BD5" w:themeColor="accent5"/>
+          <w:sz w:val="24"/>
+          <w:szCs w:val="24"/>
+        </w:rPr>
+        <w:t>);</w:t>
+      </w:r>
+    </w:p>
+    <w:p>
+      <w:pPr>
+        <w:rPr>
+          <w:color w:val="5B9BD5" w:themeColor="accent5"/>
+          <w:sz w:val="24"/>
+          <w:szCs w:val="24"/>
+        </w:rPr>
+      </w:pPr>
+      <w:r>
+        <w:rPr>
+          <w:color w:val="5B9BD5" w:themeColor="accent5"/>
+          <w:sz w:val="24"/>
+          <w:szCs w:val="24"/>
+        </w:rPr>
+        <w:t>}</w:t>
+      </w:r>
+    </w:p>
+    <w:p>
+      <w:pPr>
+        <w:rPr>
+          <w:color w:val="5B9BD5" w:themeColor="accent5"/>
+          <w:sz w:val="24"/>
+          <w:szCs w:val="24"/>
+        </w:rPr>
+      </w:pPr>
+    </w:p>
+    <w:p>
+      <w:pPr>
+        <w:rPr>
+          <w:color w:val="5B9BD5" w:themeColor="accent5"/>
+          <w:sz w:val="24"/>
+          <w:szCs w:val="24"/>
+        </w:rPr>
+      </w:pPr>
+      <w:r>
+        <w:rPr>
+          <w:color w:val="5B9BD5" w:themeColor="accent5"/>
+          <w:sz w:val="24"/>
+          <w:szCs w:val="24"/>
+        </w:rPr>
+        <w:t>class Rectangle implements Shape {</w:t>
+      </w:r>
+    </w:p>
+    <w:p>
+      <w:pPr>
+        <w:rPr>
+          <w:color w:val="5B9BD5" w:themeColor="accent5"/>
+          <w:sz w:val="24"/>
+          <w:szCs w:val="24"/>
+        </w:rPr>
+      </w:pPr>
+      <w:r>
+        <w:rPr>
+          <w:color w:val="5B9BD5" w:themeColor="accent5"/>
+          <w:sz w:val="24"/>
+          <w:szCs w:val="24"/>
+        </w:rPr>
+        <w:t xml:space="preserve">    private int width;</w:t>
+      </w:r>
+    </w:p>
+    <w:p>
+      <w:pPr>
+        <w:rPr>
+          <w:color w:val="5B9BD5" w:themeColor="accent5"/>
+          <w:sz w:val="24"/>
+          <w:szCs w:val="24"/>
+        </w:rPr>
+      </w:pPr>
+      <w:r>
+        <w:rPr>
+          <w:color w:val="5B9BD5" w:themeColor="accent5"/>
+          <w:sz w:val="24"/>
+          <w:szCs w:val="24"/>
+        </w:rPr>
+        <w:t xml:space="preserve">    private int height;</w:t>
+      </w:r>
+    </w:p>
+    <w:p>
+      <w:pPr>
+        <w:rPr>
+          <w:color w:val="5B9BD5" w:themeColor="accent5"/>
+          <w:sz w:val="24"/>
+          <w:szCs w:val="24"/>
+        </w:rPr>
+      </w:pPr>
+    </w:p>
+    <w:p>
+      <w:pPr>
+        <w:rPr>
+          <w:color w:val="5B9BD5" w:themeColor="accent5"/>
+          <w:sz w:val="24"/>
+          <w:szCs w:val="24"/>
+        </w:rPr>
+      </w:pPr>
+      <w:r>
+        <w:rPr>
+          <w:color w:val="5B9BD5" w:themeColor="accent5"/>
+          <w:sz w:val="24"/>
+          <w:szCs w:val="24"/>
+        </w:rPr>
+        <w:t xml:space="preserve">    public </w:t>
+      </w:r>
+      <w:proofErr w:type="gramStart"/>
+      <w:r>
+        <w:rPr>
+          <w:color w:val="5B9BD5" w:themeColor="accent5"/>
+          <w:sz w:val="24"/>
+          <w:szCs w:val="24"/>
+        </w:rPr>
+        <w:t>Rectangle(</w:t>
+      </w:r>
+      <w:proofErr w:type="gramEnd"/>
+      <w:r>
+        <w:rPr>
+          <w:color w:val="5B9BD5" w:themeColor="accent5"/>
+          <w:sz w:val="24"/>
+          <w:szCs w:val="24"/>
+        </w:rPr>
+        <w:t>int width, int height) {</w:t>
+      </w:r>
+    </w:p>
+    <w:p>
+      <w:pPr>
+        <w:rPr>
+          <w:color w:val="5B9BD5" w:themeColor="accent5"/>
+          <w:sz w:val="24"/>
+          <w:szCs w:val="24"/>
+        </w:rPr>
+      </w:pPr>
+      <w:r>
+        <w:rPr>
+          <w:color w:val="5B9BD5" w:themeColor="accent5"/>
+          <w:sz w:val="24"/>
+          <w:szCs w:val="24"/>
+        </w:rPr>
+        <w:t xml:space="preserve">        </w:t>
+      </w:r>
+      <w:proofErr w:type="spellStart"/>
+      <w:proofErr w:type="gramStart"/>
+      <w:r>
+        <w:rPr>
+          <w:color w:val="5B9BD5" w:themeColor="accent5"/>
+          <w:sz w:val="24"/>
+          <w:szCs w:val="24"/>
+        </w:rPr>
+        <w:t>this.width</w:t>
+      </w:r>
+      <w:proofErr w:type="spellEnd"/>
+      <w:proofErr w:type="gramEnd"/>
+      <w:r>
+        <w:rPr>
+          <w:color w:val="5B9BD5" w:themeColor="accent5"/>
+          <w:sz w:val="24"/>
+          <w:szCs w:val="24"/>
+        </w:rPr>
+        <w:t xml:space="preserve"> = width;</w:t>
+      </w:r>
+    </w:p>
+    <w:p>
+      <w:pPr>
+        <w:rPr>
+          <w:color w:val="5B9BD5" w:themeColor="accent5"/>
+          <w:sz w:val="24"/>
+          <w:szCs w:val="24"/>
+        </w:rPr>
+      </w:pPr>
+      <w:r>
+        <w:rPr>
+          <w:color w:val="5B9BD5" w:themeColor="accent5"/>
+          <w:sz w:val="24"/>
+          <w:szCs w:val="24"/>
+        </w:rPr>
+        <w:t xml:space="preserve">        </w:t>
+      </w:r>
+      <w:proofErr w:type="spellStart"/>
+      <w:proofErr w:type="gramStart"/>
+      <w:r>
+        <w:rPr>
+          <w:color w:val="5B9BD5" w:themeColor="accent5"/>
+          <w:sz w:val="24"/>
+          <w:szCs w:val="24"/>
+        </w:rPr>
+        <w:t>this.height</w:t>
+      </w:r>
+      <w:proofErr w:type="spellEnd"/>
+      <w:proofErr w:type="gramEnd"/>
+      <w:r>
+        <w:rPr>
+          <w:color w:val="5B9BD5" w:themeColor="accent5"/>
+          <w:sz w:val="24"/>
+          <w:szCs w:val="24"/>
+        </w:rPr>
+        <w:t xml:space="preserve"> = height;</w:t>
+      </w:r>
+    </w:p>
+    <w:p>
+      <w:pPr>
+        <w:rPr>
+          <w:color w:val="5B9BD5" w:themeColor="accent5"/>
+          <w:sz w:val="24"/>
+          <w:szCs w:val="24"/>
+        </w:rPr>
+      </w:pPr>
+      <w:r>
+        <w:rPr>
+          <w:color w:val="5B9BD5" w:themeColor="accent5"/>
+          <w:sz w:val="24"/>
+          <w:szCs w:val="24"/>
+        </w:rPr>
+        <w:t xml:space="preserve">    }</w:t>
+      </w:r>
+    </w:p>
+    <w:p>
+      <w:pPr>
+        <w:rPr>
+          <w:color w:val="5B9BD5" w:themeColor="accent5"/>
+          <w:sz w:val="24"/>
+          <w:szCs w:val="24"/>
+        </w:rPr>
+      </w:pPr>
+    </w:p>
+    <w:p>
+      <w:pPr>
+        <w:rPr>
+          <w:color w:val="5B9BD5" w:themeColor="accent5"/>
+          <w:sz w:val="24"/>
+          <w:szCs w:val="24"/>
+        </w:rPr>
+      </w:pPr>
+      <w:r>
+        <w:rPr>
+          <w:color w:val="5B9BD5" w:themeColor="accent5"/>
+          <w:sz w:val="24"/>
+          <w:szCs w:val="24"/>
+        </w:rPr>
+        <w:t xml:space="preserve">    public int </w:t>
+      </w:r>
+      <w:proofErr w:type="spellStart"/>
+      <w:proofErr w:type="gramStart"/>
+      <w:r>
+        <w:rPr>
+          <w:color w:val="5B9BD5" w:themeColor="accent5"/>
+          <w:sz w:val="24"/>
+          <w:szCs w:val="24"/>
+        </w:rPr>
+        <w:t>getArea</w:t>
+      </w:r>
+      <w:proofErr w:type="spellEnd"/>
+      <w:r>
+        <w:rPr>
+          <w:color w:val="5B9BD5" w:themeColor="accent5"/>
+          <w:sz w:val="24"/>
+          <w:szCs w:val="24"/>
+        </w:rPr>
+        <w:t>(</w:t>
+      </w:r>
+      <w:proofErr w:type="gramEnd"/>
+      <w:r>
+        <w:rPr>
+          <w:color w:val="5B9BD5" w:themeColor="accent5"/>
+          <w:sz w:val="24"/>
+          <w:szCs w:val="24"/>
+        </w:rPr>
+        <w:t xml:space="preserve">) </w:t>
+      </w:r>
+      <w:proofErr w:type="gramStart"/>
+      <w:r>
+        <w:rPr>
+          <w:color w:val="5B9BD5" w:themeColor="accent5"/>
+          <w:sz w:val="24"/>
+          <w:szCs w:val="24"/>
+        </w:rPr>
+        <w:t>{ return</w:t>
+      </w:r>
+      <w:proofErr w:type="gramEnd"/>
+      <w:r>
+        <w:rPr>
+          <w:color w:val="5B9BD5" w:themeColor="accent5"/>
+          <w:sz w:val="24"/>
+          <w:szCs w:val="24"/>
+        </w:rPr>
+        <w:t xml:space="preserve"> </w:t>
+      </w:r>
+      <w:proofErr w:type="spellStart"/>
+      <w:proofErr w:type="gramStart"/>
+      <w:r>
+        <w:rPr>
+          <w:color w:val="5B9BD5" w:themeColor="accent5"/>
+          <w:sz w:val="24"/>
+          <w:szCs w:val="24"/>
+        </w:rPr>
+        <w:t>this.width</w:t>
+      </w:r>
+      <w:proofErr w:type="spellEnd"/>
+      <w:proofErr w:type="gramEnd"/>
+      <w:r>
+        <w:rPr>
+          <w:color w:val="5B9BD5" w:themeColor="accent5"/>
+          <w:sz w:val="24"/>
+          <w:szCs w:val="24"/>
+        </w:rPr>
+        <w:t xml:space="preserve"> * </w:t>
+      </w:r>
+      <w:proofErr w:type="spellStart"/>
+      <w:proofErr w:type="gramStart"/>
+      <w:r>
+        <w:rPr>
+          <w:color w:val="5B9BD5" w:themeColor="accent5"/>
+          <w:sz w:val="24"/>
+          <w:szCs w:val="24"/>
+        </w:rPr>
+        <w:t>this.height</w:t>
+      </w:r>
+      <w:proofErr w:type="spellEnd"/>
+      <w:r>
+        <w:rPr>
+          <w:color w:val="5B9BD5" w:themeColor="accent5"/>
+          <w:sz w:val="24"/>
+          <w:szCs w:val="24"/>
+        </w:rPr>
+        <w:t>; }</w:t>
+      </w:r>
+      <w:proofErr w:type="gramEnd"/>
+    </w:p>
+    <w:p>
+      <w:pPr>
+        <w:rPr>
+          <w:color w:val="5B9BD5" w:themeColor="accent5"/>
+          <w:sz w:val="24"/>
+          <w:szCs w:val="24"/>
+        </w:rPr>
+      </w:pPr>
+      <w:r>
+        <w:rPr>
+          <w:color w:val="5B9BD5" w:themeColor="accent5"/>
+          <w:sz w:val="24"/>
+          <w:szCs w:val="24"/>
+        </w:rPr>
+        <w:t>}</w:t>
+      </w:r>
+    </w:p>
+    <w:p>
+      <w:pPr>
+        <w:rPr>
+          <w:color w:val="5B9BD5" w:themeColor="accent5"/>
+          <w:sz w:val="24"/>
+          <w:szCs w:val="24"/>
+        </w:rPr>
+      </w:pPr>
+    </w:p>
+    <w:p>
+      <w:pPr>
+        <w:rPr>
+          <w:color w:val="5B9BD5" w:themeColor="accent5"/>
+          <w:sz w:val="24"/>
+          <w:szCs w:val="24"/>
+        </w:rPr>
+      </w:pPr>
+      <w:r>
+        <w:rPr>
+          <w:color w:val="5B9BD5" w:themeColor="accent5"/>
+          <w:sz w:val="24"/>
+          <w:szCs w:val="24"/>
+        </w:rPr>
+        <w:t xml:space="preserve">class </w:t>
+      </w:r>
+      <w:proofErr w:type="gramStart"/>
+      <w:r>
+        <w:rPr>
+          <w:color w:val="5B9BD5" w:themeColor="accent5"/>
+          <w:sz w:val="24"/>
+          <w:szCs w:val="24"/>
+        </w:rPr>
+        <w:t>Square</w:t>
+      </w:r>
+      <w:proofErr w:type="gramEnd"/>
+      <w:r>
+        <w:rPr>
+          <w:color w:val="5B9BD5" w:themeColor="accent5"/>
+          <w:sz w:val="24"/>
+          <w:szCs w:val="24"/>
+        </w:rPr>
+        <w:t xml:space="preserve"> implements Shape {</w:t>
+      </w:r>
+    </w:p>
+    <w:p>
+      <w:pPr>
+        <w:rPr>
+          <w:color w:val="5B9BD5" w:themeColor="accent5"/>
+          <w:sz w:val="24"/>
+          <w:szCs w:val="24"/>
+        </w:rPr>
+      </w:pPr>
+      <w:r>
+        <w:rPr>
+          <w:color w:val="5B9BD5" w:themeColor="accent5"/>
+          <w:sz w:val="24"/>
+          <w:szCs w:val="24"/>
+        </w:rPr>
+        <w:t xml:space="preserve">    private int side;</w:t>
+      </w:r>
+    </w:p>
+    <w:p>
+      <w:pPr>
+        <w:rPr>
+          <w:color w:val="5B9BD5" w:themeColor="accent5"/>
+          <w:sz w:val="24"/>
+          <w:szCs w:val="24"/>
+        </w:rPr>
+      </w:pPr>
+    </w:p>
+    <w:p>
+      <w:pPr>
+        <w:rPr>
+          <w:color w:val="5B9BD5" w:themeColor="accent5"/>
+          <w:sz w:val="24"/>
+          <w:szCs w:val="24"/>
+        </w:rPr>
+      </w:pPr>
+      <w:r>
+        <w:rPr>
+          <w:color w:val="5B9BD5" w:themeColor="accent5"/>
+          <w:sz w:val="24"/>
+          <w:szCs w:val="24"/>
+        </w:rPr>
+        <w:t xml:space="preserve">    public </w:t>
+      </w:r>
+      <w:proofErr w:type="gramStart"/>
+      <w:r>
+        <w:rPr>
+          <w:color w:val="5B9BD5" w:themeColor="accent5"/>
+          <w:sz w:val="24"/>
+          <w:szCs w:val="24"/>
+        </w:rPr>
+        <w:t>Square(</w:t>
+      </w:r>
+      <w:proofErr w:type="gramEnd"/>
+      <w:r>
+        <w:rPr>
+          <w:color w:val="5B9BD5" w:themeColor="accent5"/>
+          <w:sz w:val="24"/>
+          <w:szCs w:val="24"/>
+        </w:rPr>
+        <w:t>int side) {</w:t>
+      </w:r>
+    </w:p>
+    <w:p>
+      <w:pPr>
+        <w:rPr>
+          <w:color w:val="5B9BD5" w:themeColor="accent5"/>
+          <w:sz w:val="24"/>
+          <w:szCs w:val="24"/>
+        </w:rPr>
+      </w:pPr>
+      <w:r>
+        <w:rPr>
+          <w:color w:val="5B9BD5" w:themeColor="accent5"/>
+          <w:sz w:val="24"/>
+          <w:szCs w:val="24"/>
+        </w:rPr>
+        <w:t xml:space="preserve">        </w:t>
+      </w:r>
+      <w:proofErr w:type="spellStart"/>
+      <w:proofErr w:type="gramStart"/>
+      <w:r>
+        <w:rPr>
+          <w:color w:val="5B9BD5" w:themeColor="accent5"/>
+          <w:sz w:val="24"/>
+          <w:szCs w:val="24"/>
+        </w:rPr>
+        <w:t>this.side</w:t>
+      </w:r>
+      <w:proofErr w:type="spellEnd"/>
+      <w:proofErr w:type="gramEnd"/>
+      <w:r>
+        <w:rPr>
+          <w:color w:val="5B9BD5" w:themeColor="accent5"/>
+          <w:sz w:val="24"/>
+          <w:szCs w:val="24"/>
+        </w:rPr>
+        <w:t xml:space="preserve"> = side;</w:t>
+      </w:r>
+    </w:p>
+    <w:p>
+      <w:pPr>
+        <w:rPr>
+          <w:color w:val="5B9BD5" w:themeColor="accent5"/>
+          <w:sz w:val="24"/>
+          <w:szCs w:val="24"/>
+        </w:rPr>
+      </w:pPr>
+      <w:r>
+        <w:rPr>
+          <w:color w:val="5B9BD5" w:themeColor="accent5"/>
+          <w:sz w:val="24"/>
+          <w:szCs w:val="24"/>
+        </w:rPr>
+        <w:t xml:space="preserve">    }</w:t>
+      </w:r>
+    </w:p>
+    <w:p>
+      <w:pPr>
+        <w:rPr>
+          <w:color w:val="5B9BD5" w:themeColor="accent5"/>
+          <w:sz w:val="24"/>
+          <w:szCs w:val="24"/>
+        </w:rPr>
+      </w:pPr>
+    </w:p>
+    <w:p>
+      <w:pPr>
+        <w:rPr>
+          <w:color w:val="5B9BD5" w:themeColor="accent5"/>
+          <w:sz w:val="24"/>
+          <w:szCs w:val="24"/>
+        </w:rPr>
+      </w:pPr>
+      <w:r>
+        <w:rPr>
+          <w:color w:val="5B9BD5" w:themeColor="accent5"/>
+          <w:sz w:val="24"/>
+          <w:szCs w:val="24"/>
+        </w:rPr>
+        <w:t xml:space="preserve">    public int </w:t>
+      </w:r>
+      <w:proofErr w:type="spellStart"/>
+      <w:proofErr w:type="gramStart"/>
+      <w:r>
+        <w:rPr>
+          <w:color w:val="5B9BD5" w:themeColor="accent5"/>
+          <w:sz w:val="24"/>
+          <w:szCs w:val="24"/>
+        </w:rPr>
+        <w:t>getArea</w:t>
+      </w:r>
+      <w:proofErr w:type="spellEnd"/>
+      <w:r>
+        <w:rPr>
+          <w:color w:val="5B9BD5" w:themeColor="accent5"/>
+          <w:sz w:val="24"/>
+          <w:szCs w:val="24"/>
+        </w:rPr>
+        <w:t>(</w:t>
+      </w:r>
+      <w:proofErr w:type="gramEnd"/>
+      <w:r>
+        <w:rPr>
+          <w:color w:val="5B9BD5" w:themeColor="accent5"/>
+          <w:sz w:val="24"/>
+          <w:szCs w:val="24"/>
+        </w:rPr>
+        <w:t xml:space="preserve">) </w:t>
+      </w:r>
+      <w:proofErr w:type="gramStart"/>
+      <w:r>
+        <w:rPr>
+          <w:color w:val="5B9BD5" w:themeColor="accent5"/>
+          <w:sz w:val="24"/>
+          <w:szCs w:val="24"/>
+        </w:rPr>
+        <w:t>{ return</w:t>
+      </w:r>
+      <w:proofErr w:type="gramEnd"/>
+      <w:r>
+        <w:rPr>
+          <w:color w:val="5B9BD5" w:themeColor="accent5"/>
+          <w:sz w:val="24"/>
+          <w:szCs w:val="24"/>
+        </w:rPr>
+        <w:t xml:space="preserve"> </w:t>
+      </w:r>
+      <w:proofErr w:type="spellStart"/>
+      <w:proofErr w:type="gramStart"/>
+      <w:r>
+        <w:rPr>
+          <w:color w:val="5B9BD5" w:themeColor="accent5"/>
+          <w:sz w:val="24"/>
+          <w:szCs w:val="24"/>
+        </w:rPr>
+        <w:t>this.side</w:t>
+      </w:r>
+      <w:proofErr w:type="spellEnd"/>
+      <w:proofErr w:type="gramEnd"/>
+      <w:r>
+        <w:rPr>
+          <w:color w:val="5B9BD5" w:themeColor="accent5"/>
+          <w:sz w:val="24"/>
+          <w:szCs w:val="24"/>
+        </w:rPr>
+        <w:t xml:space="preserve"> * </w:t>
+      </w:r>
+      <w:proofErr w:type="spellStart"/>
+      <w:proofErr w:type="gramStart"/>
+      <w:r>
+        <w:rPr>
+          <w:color w:val="5B9BD5" w:themeColor="accent5"/>
+          <w:sz w:val="24"/>
+          <w:szCs w:val="24"/>
+        </w:rPr>
+        <w:t>this.side</w:t>
+      </w:r>
+      <w:proofErr w:type="spellEnd"/>
+      <w:r>
+        <w:rPr>
+          <w:color w:val="5B9BD5" w:themeColor="accent5"/>
+          <w:sz w:val="24"/>
+          <w:szCs w:val="24"/>
+        </w:rPr>
+        <w:t>; }</w:t>
+      </w:r>
+      <w:proofErr w:type="gramEnd"/>
+    </w:p>
+    <w:p>
+      <w:pPr>
+        <w:rPr>
+          <w:color w:val="5B9BD5" w:themeColor="accent5"/>
+          <w:sz w:val="24"/>
+          <w:szCs w:val="24"/>
+        </w:rPr>
+      </w:pPr>
+      <w:r>
+        <w:rPr>
+          <w:color w:val="5B9BD5" w:themeColor="accent5"/>
+          <w:sz w:val="24"/>
+          <w:szCs w:val="24"/>
+        </w:rPr>
+        <w:t>}</w:t>
+      </w:r>
+    </w:p>
+    <w:p>
+      <w:pPr>
+        <w:rPr>
+          <w:sz w:val="24"/>
+          <w:szCs w:val="24"/>
+        </w:rPr>
+      </w:pPr>
+    </w:p>
+    <w:p>
+      <w:pPr>
+        <w:pStyle w:val="Heading1"/>
+        <w:rPr>
+          <w:sz w:val="24"/>
+          <w:szCs w:val="24"/>
+        </w:rPr>
+      </w:pPr>
+      <w:r>
+        <w:rPr>
+          <w:sz w:val="24"/>
+          <w:szCs w:val="24"/>
+        </w:rPr>
+        <w:t>Interface Segregation Principle</w:t>
+      </w:r>
+    </w:p>
+    <w:p>
+      <w:pPr>
+        <w:rPr>
+          <w:sz w:val="24"/>
+          <w:szCs w:val="24"/>
+        </w:rPr>
+      </w:pPr>
+      <w:r>
+        <w:rPr>
+          <w:sz w:val="24"/>
+          <w:szCs w:val="24"/>
+        </w:rPr>
+        <w:t>The principle states that many client-specific interfaces are better than one general-purpose interface. Clients should not be forced to implement a function they do no</w:t>
+      </w:r>
+      <w:r>
+        <w:rPr>
+          <w:sz w:val="24"/>
+          <w:szCs w:val="24"/>
+        </w:rPr>
+        <w:t>t</w:t>
+      </w:r>
+      <w:r>
+        <w:rPr>
+          <w:sz w:val="24"/>
+          <w:szCs w:val="24"/>
+        </w:rPr>
+        <w:t xml:space="preserve"> need.</w:t>
+      </w:r>
+    </w:p>
+    <w:p>
+      <w:pPr>
+        <w:rPr>
+          <w:sz w:val="24"/>
+          <w:szCs w:val="24"/>
+        </w:rPr>
+      </w:pPr>
+      <w:r>
+        <w:rPr>
+          <w:sz w:val="24"/>
+          <w:szCs w:val="24"/>
+        </w:rPr>
+        <w:t>Instead of one fat interface many small</w:t>
+      </w:r>
+      <w:r>
+        <w:rPr>
+          <w:sz w:val="24"/>
+          <w:szCs w:val="24"/>
+        </w:rPr>
+        <w:t xml:space="preserve"> interfaces are preferred based on groups of methods, each one serving a specific purpose.</w:t>
+      </w:r>
+    </w:p>
+    <w:p>
+      <w:pPr>
+        <w:rPr>
+          <w:sz w:val="24"/>
+          <w:szCs w:val="24"/>
+          <w:u w:val="single"/>
+        </w:rPr>
+      </w:pPr>
+      <w:r>
+        <w:rPr>
+          <w:sz w:val="24"/>
+          <w:szCs w:val="24"/>
+          <w:u w:val="single"/>
+        </w:rPr>
+        <w:t xml:space="preserve">Bad </w:t>
+      </w:r>
+      <w:r>
+        <w:rPr>
+          <w:sz w:val="24"/>
+          <w:szCs w:val="24"/>
+          <w:u w:val="single"/>
+        </w:rPr>
+        <w:t>Design</w:t>
+      </w:r>
+      <w:r>
+        <w:rPr>
+          <w:sz w:val="24"/>
+          <w:szCs w:val="24"/>
+          <w:u w:val="single"/>
+        </w:rPr>
+        <w:t>:</w:t>
+      </w:r>
+    </w:p>
+    <w:p>
+      <w:pPr>
+        <w:rPr>
           <w:color w:val="4472C4" w:themeColor="accent1"/>
           <w:sz w:val="24"/>
           <w:szCs w:val="24"/>
         </w:rPr>
-        <w:t>RuntimeException</w:t>
-      </w:r>
-      <w:proofErr w:type="spellEnd"/>
+      </w:pPr>
       <w:r>
         <w:rPr>
           <w:color w:val="4472C4" w:themeColor="accent1"/>
           <w:sz w:val="24"/>
           <w:szCs w:val="24"/>
         </w:rPr>
-        <w:t>(</w:t>
+        <w:t>interface Worker {</w:t>
+      </w:r>
+    </w:p>
+    <w:p>
+      <w:pPr>
+        <w:rPr>
+          <w:color w:val="4472C4" w:themeColor="accent1"/>
+          <w:sz w:val="24"/>
+          <w:szCs w:val="24"/>
+        </w:rPr>
+      </w:pPr>
+      <w:r>
+        <w:rPr>
+          <w:color w:val="4472C4" w:themeColor="accent1"/>
+          <w:sz w:val="24"/>
+          <w:szCs w:val="24"/>
+        </w:rPr>
+        <w:t xml:space="preserve">    void </w:t>
+      </w:r>
+      <w:proofErr w:type="gramStart"/>
+      <w:r>
+        <w:rPr>
+          <w:color w:val="4472C4" w:themeColor="accent1"/>
+          <w:sz w:val="24"/>
+          <w:szCs w:val="24"/>
+        </w:rPr>
+        <w:t>work(</w:t>
       </w:r>
       <w:proofErr w:type="gramEnd"/>
       <w:r>
@@ -4025,7 +5721,24 @@
           <w:sz w:val="24"/>
           <w:szCs w:val="24"/>
         </w:rPr>
-        <w:t>"Can't fly"</w:t>
+        <w:t>);</w:t>
+      </w:r>
+    </w:p>
+    <w:p>
+      <w:pPr>
+        <w:rPr>
+          <w:color w:val="4472C4" w:themeColor="accent1"/>
+          <w:sz w:val="24"/>
+          <w:szCs w:val="24"/>
+        </w:rPr>
+      </w:pPr>
+      <w:r>
+        <w:rPr>
+          <w:color w:val="4472C4" w:themeColor="accent1"/>
+          <w:sz w:val="24"/>
+          <w:szCs w:val="24"/>
+        </w:rPr>
+        <w:t xml:space="preserve">    void </w:t>
       </w:r>
       <w:proofErr w:type="gramStart"/>
       <w:r>
@@ -4034,481 +5747,17 @@
           <w:sz w:val="24"/>
           <w:szCs w:val="24"/>
         </w:rPr>
+        <w:t>eat(</w:t>
+      </w:r>
+      <w:proofErr w:type="gramEnd"/>
+      <w:r>
+        <w:rPr>
+          <w:color w:val="4472C4" w:themeColor="accent1"/>
+          <w:sz w:val="24"/>
+          <w:szCs w:val="24"/>
+        </w:rPr>
         <w:t>);</w:t>
       </w:r>
-      <w:proofErr w:type="gramEnd"/>
-    </w:p>
-    <w:p>
-      <w:pPr>
-        <w:rPr>
-          <w:color w:val="4472C4" w:themeColor="accent1"/>
-          <w:sz w:val="24"/>
-          <w:szCs w:val="24"/>
-        </w:rPr>
-      </w:pPr>
-      <w:r>
-        <w:rPr>
-          <w:color w:val="4472C4" w:themeColor="accent1"/>
-          <w:sz w:val="24"/>
-          <w:szCs w:val="24"/>
-        </w:rPr>
-        <w:t xml:space="preserve">    }</w:t>
-      </w:r>
-    </w:p>
-    <w:p>
-      <w:pPr>
-        <w:rPr>
-          <w:color w:val="4472C4" w:themeColor="accent1"/>
-          <w:sz w:val="24"/>
-          <w:szCs w:val="24"/>
-        </w:rPr>
-      </w:pPr>
-      <w:r>
-        <w:rPr>
-          <w:color w:val="4472C4" w:themeColor="accent1"/>
-          <w:sz w:val="24"/>
-          <w:szCs w:val="24"/>
-        </w:rPr>
-        <w:t>}</w:t>
-      </w:r>
-    </w:p>
-    <w:p>
-      <w:pPr>
-        <w:rPr>
-          <w:sz w:val="24"/>
-          <w:szCs w:val="24"/>
-        </w:rPr>
-      </w:pPr>
-      <w:r>
-        <w:rPr>
-          <w:sz w:val="24"/>
-          <w:szCs w:val="24"/>
-        </w:rPr>
-        <w:t xml:space="preserve"> </w:t>
-      </w:r>
-    </w:p>
-    <w:p>
-      <w:pPr>
-        <w:rPr>
-          <w:sz w:val="24"/>
-          <w:szCs w:val="24"/>
-          <w:u w:val="single"/>
-        </w:rPr>
-      </w:pPr>
-      <w:r>
-        <w:rPr>
-          <w:sz w:val="24"/>
-          <w:szCs w:val="24"/>
-          <w:u w:val="single"/>
-        </w:rPr>
-        <w:t xml:space="preserve">Good </w:t>
-      </w:r>
-      <w:r>
-        <w:rPr>
-          <w:sz w:val="24"/>
-          <w:szCs w:val="24"/>
-          <w:u w:val="single"/>
-        </w:rPr>
-        <w:t>Design:</w:t>
-      </w:r>
-      <w:r>
-        <w:rPr>
-          <w:sz w:val="24"/>
-          <w:szCs w:val="24"/>
-          <w:u w:val="single"/>
-        </w:rPr>
-        <w:t xml:space="preserve"> </w:t>
-      </w:r>
-    </w:p>
-    <w:p>
-      <w:pPr>
-        <w:rPr>
-          <w:color w:val="4472C4" w:themeColor="accent1"/>
-          <w:sz w:val="24"/>
-          <w:szCs w:val="24"/>
-        </w:rPr>
-      </w:pPr>
-      <w:r>
-        <w:rPr>
-          <w:color w:val="4472C4" w:themeColor="accent1"/>
-          <w:sz w:val="24"/>
-          <w:szCs w:val="24"/>
-        </w:rPr>
-        <w:t xml:space="preserve">class Bird </w:t>
-      </w:r>
-      <w:proofErr w:type="gramStart"/>
-      <w:r>
-        <w:rPr>
-          <w:color w:val="4472C4" w:themeColor="accent1"/>
-          <w:sz w:val="24"/>
-          <w:szCs w:val="24"/>
-        </w:rPr>
-        <w:t>{ }</w:t>
-      </w:r>
-      <w:proofErr w:type="gramEnd"/>
-    </w:p>
-    <w:p>
-      <w:pPr>
-        <w:rPr>
-          <w:color w:val="4472C4" w:themeColor="accent1"/>
-          <w:sz w:val="24"/>
-          <w:szCs w:val="24"/>
-        </w:rPr>
-      </w:pPr>
-      <w:r>
-        <w:rPr>
-          <w:color w:val="4472C4" w:themeColor="accent1"/>
-          <w:sz w:val="24"/>
-          <w:szCs w:val="24"/>
-        </w:rPr>
-        <w:t>interface Flyable {</w:t>
-      </w:r>
-    </w:p>
-    <w:p>
-      <w:pPr>
-        <w:rPr>
-          <w:color w:val="4472C4" w:themeColor="accent1"/>
-          <w:sz w:val="24"/>
-          <w:szCs w:val="24"/>
-        </w:rPr>
-      </w:pPr>
-      <w:r>
-        <w:rPr>
-          <w:color w:val="4472C4" w:themeColor="accent1"/>
-          <w:sz w:val="24"/>
-          <w:szCs w:val="24"/>
-        </w:rPr>
-        <w:t xml:space="preserve">    void </w:t>
-      </w:r>
-      <w:proofErr w:type="gramStart"/>
-      <w:r>
-        <w:rPr>
-          <w:color w:val="4472C4" w:themeColor="accent1"/>
-          <w:sz w:val="24"/>
-          <w:szCs w:val="24"/>
-        </w:rPr>
-        <w:t>fly();</w:t>
-      </w:r>
-      <w:proofErr w:type="gramEnd"/>
-    </w:p>
-    <w:p>
-      <w:pPr>
-        <w:rPr>
-          <w:color w:val="4472C4" w:themeColor="accent1"/>
-          <w:sz w:val="24"/>
-          <w:szCs w:val="24"/>
-        </w:rPr>
-      </w:pPr>
-      <w:r>
-        <w:rPr>
-          <w:color w:val="4472C4" w:themeColor="accent1"/>
-          <w:sz w:val="24"/>
-          <w:szCs w:val="24"/>
-        </w:rPr>
-        <w:t>}</w:t>
-      </w:r>
-    </w:p>
-    <w:p>
-      <w:pPr>
-        <w:rPr>
-          <w:color w:val="4472C4" w:themeColor="accent1"/>
-          <w:sz w:val="24"/>
-          <w:szCs w:val="24"/>
-        </w:rPr>
-      </w:pPr>
-      <w:r>
-        <w:rPr>
-          <w:color w:val="4472C4" w:themeColor="accent1"/>
-          <w:sz w:val="24"/>
-          <w:szCs w:val="24"/>
-        </w:rPr>
-        <w:t>class Sparrow extends Bird implements Flyable {</w:t>
-      </w:r>
-    </w:p>
-    <w:p>
-      <w:pPr>
-        <w:rPr>
-          <w:color w:val="4472C4" w:themeColor="accent1"/>
-          <w:sz w:val="24"/>
-          <w:szCs w:val="24"/>
-        </w:rPr>
-      </w:pPr>
-      <w:r>
-        <w:rPr>
-          <w:color w:val="4472C4" w:themeColor="accent1"/>
-          <w:sz w:val="24"/>
-          <w:szCs w:val="24"/>
-        </w:rPr>
-        <w:t xml:space="preserve">    public void </w:t>
-      </w:r>
-      <w:proofErr w:type="gramStart"/>
-      <w:r>
-        <w:rPr>
-          <w:color w:val="4472C4" w:themeColor="accent1"/>
-          <w:sz w:val="24"/>
-          <w:szCs w:val="24"/>
-        </w:rPr>
-        <w:t>fly(</w:t>
-      </w:r>
-      <w:proofErr w:type="gramEnd"/>
-      <w:r>
-        <w:rPr>
-          <w:color w:val="4472C4" w:themeColor="accent1"/>
-          <w:sz w:val="24"/>
-          <w:szCs w:val="24"/>
-        </w:rPr>
-        <w:t xml:space="preserve">) </w:t>
-      </w:r>
-      <w:proofErr w:type="gramStart"/>
-      <w:r>
-        <w:rPr>
-          <w:color w:val="4472C4" w:themeColor="accent1"/>
-          <w:sz w:val="24"/>
-          <w:szCs w:val="24"/>
-        </w:rPr>
-        <w:t>{ }</w:t>
-      </w:r>
-      <w:proofErr w:type="gramEnd"/>
-    </w:p>
-    <w:p>
-      <w:pPr>
-        <w:rPr>
-          <w:color w:val="4472C4" w:themeColor="accent1"/>
-          <w:sz w:val="24"/>
-          <w:szCs w:val="24"/>
-        </w:rPr>
-      </w:pPr>
-      <w:r>
-        <w:rPr>
-          <w:color w:val="4472C4" w:themeColor="accent1"/>
-          <w:sz w:val="24"/>
-          <w:szCs w:val="24"/>
-        </w:rPr>
-        <w:t>}</w:t>
-      </w:r>
-    </w:p>
-    <w:p>
-      <w:pPr>
-        <w:rPr>
-          <w:color w:val="4472C4" w:themeColor="accent1"/>
-          <w:sz w:val="24"/>
-          <w:szCs w:val="24"/>
-        </w:rPr>
-      </w:pPr>
-      <w:r>
-        <w:rPr>
-          <w:color w:val="4472C4" w:themeColor="accent1"/>
-          <w:sz w:val="24"/>
-          <w:szCs w:val="24"/>
-        </w:rPr>
-        <w:t>class Penguin extends Bird {</w:t>
-      </w:r>
-    </w:p>
-    <w:p>
-      <w:pPr>
-        <w:rPr>
-          <w:color w:val="4472C4" w:themeColor="accent1"/>
-          <w:sz w:val="24"/>
-          <w:szCs w:val="24"/>
-        </w:rPr>
-      </w:pPr>
-      <w:r>
-        <w:rPr>
-          <w:color w:val="4472C4" w:themeColor="accent1"/>
-          <w:sz w:val="24"/>
-          <w:szCs w:val="24"/>
-        </w:rPr>
-        <w:t xml:space="preserve">    // no fly method</w:t>
-      </w:r>
-    </w:p>
-    <w:p>
-      <w:pPr>
-        <w:rPr>
-          <w:color w:val="4472C4" w:themeColor="accent1"/>
-          <w:sz w:val="24"/>
-          <w:szCs w:val="24"/>
-        </w:rPr>
-      </w:pPr>
-      <w:r>
-        <w:rPr>
-          <w:color w:val="4472C4" w:themeColor="accent1"/>
-          <w:sz w:val="24"/>
-          <w:szCs w:val="24"/>
-        </w:rPr>
-        <w:t>}</w:t>
-      </w:r>
-    </w:p>
-    <w:p>
-      <w:pPr>
-        <w:pStyle w:val="Heading1"/>
-        <w:rPr>
-          <w:sz w:val="24"/>
-          <w:szCs w:val="24"/>
-        </w:rPr>
-      </w:pPr>
-      <w:r>
-        <w:rPr>
-          <w:sz w:val="24"/>
-          <w:szCs w:val="24"/>
-        </w:rPr>
-        <w:lastRenderedPageBreak/>
-        <w:t>Interface Segregation Principle</w:t>
-      </w:r>
-    </w:p>
-    <w:p>
-      <w:pPr>
-        <w:rPr>
-          <w:sz w:val="24"/>
-          <w:szCs w:val="24"/>
-        </w:rPr>
-      </w:pPr>
-      <w:r>
-        <w:rPr>
-          <w:sz w:val="24"/>
-          <w:szCs w:val="24"/>
-        </w:rPr>
-        <w:t>The principle states that many client-specific interfaces are better than one general-purpose interface. Clients should not be forced to implement a function they do no</w:t>
-      </w:r>
-      <w:r>
-        <w:rPr>
-          <w:sz w:val="24"/>
-          <w:szCs w:val="24"/>
-        </w:rPr>
-        <w:t>t</w:t>
-      </w:r>
-      <w:r>
-        <w:rPr>
-          <w:sz w:val="24"/>
-          <w:szCs w:val="24"/>
-        </w:rPr>
-        <w:t xml:space="preserve"> need.</w:t>
-      </w:r>
-    </w:p>
-    <w:p>
-      <w:pPr>
-        <w:rPr>
-          <w:sz w:val="24"/>
-          <w:szCs w:val="24"/>
-        </w:rPr>
-      </w:pPr>
-      <w:r>
-        <w:rPr>
-          <w:sz w:val="24"/>
-          <w:szCs w:val="24"/>
-        </w:rPr>
-        <w:t>Instead of one fat interface many small</w:t>
-      </w:r>
-      <w:r>
-        <w:rPr>
-          <w:sz w:val="24"/>
-          <w:szCs w:val="24"/>
-        </w:rPr>
-        <w:t xml:space="preserve"> interfaces are preferred based on groups of methods, each one serving a specific purpose.</w:t>
-      </w:r>
-    </w:p>
-    <w:p>
-      <w:pPr>
-        <w:rPr>
-          <w:sz w:val="24"/>
-          <w:szCs w:val="24"/>
-          <w:u w:val="single"/>
-        </w:rPr>
-      </w:pPr>
-      <w:r>
-        <w:rPr>
-          <w:sz w:val="24"/>
-          <w:szCs w:val="24"/>
-          <w:u w:val="single"/>
-        </w:rPr>
-        <w:t xml:space="preserve">Bad </w:t>
-      </w:r>
-      <w:r>
-        <w:rPr>
-          <w:sz w:val="24"/>
-          <w:szCs w:val="24"/>
-          <w:u w:val="single"/>
-        </w:rPr>
-        <w:t>Design</w:t>
-      </w:r>
-      <w:r>
-        <w:rPr>
-          <w:sz w:val="24"/>
-          <w:szCs w:val="24"/>
-          <w:u w:val="single"/>
-        </w:rPr>
-        <w:t>:</w:t>
-      </w:r>
-    </w:p>
-    <w:p>
-      <w:pPr>
-        <w:rPr>
-          <w:color w:val="4472C4" w:themeColor="accent1"/>
-          <w:sz w:val="24"/>
-          <w:szCs w:val="24"/>
-        </w:rPr>
-      </w:pPr>
-      <w:r>
-        <w:rPr>
-          <w:color w:val="4472C4" w:themeColor="accent1"/>
-          <w:sz w:val="24"/>
-          <w:szCs w:val="24"/>
-        </w:rPr>
-        <w:t>interface Worker {</w:t>
-      </w:r>
-    </w:p>
-    <w:p>
-      <w:pPr>
-        <w:rPr>
-          <w:color w:val="4472C4" w:themeColor="accent1"/>
-          <w:sz w:val="24"/>
-          <w:szCs w:val="24"/>
-        </w:rPr>
-      </w:pPr>
-      <w:r>
-        <w:rPr>
-          <w:color w:val="4472C4" w:themeColor="accent1"/>
-          <w:sz w:val="24"/>
-          <w:szCs w:val="24"/>
-        </w:rPr>
-        <w:t xml:space="preserve">    void </w:t>
-      </w:r>
-      <w:proofErr w:type="gramStart"/>
-      <w:r>
-        <w:rPr>
-          <w:color w:val="4472C4" w:themeColor="accent1"/>
-          <w:sz w:val="24"/>
-          <w:szCs w:val="24"/>
-        </w:rPr>
-        <w:t>work();</w:t>
-      </w:r>
-      <w:proofErr w:type="gramEnd"/>
-    </w:p>
-    <w:p>
-      <w:pPr>
-        <w:rPr>
-          <w:color w:val="4472C4" w:themeColor="accent1"/>
-          <w:sz w:val="24"/>
-          <w:szCs w:val="24"/>
-        </w:rPr>
-      </w:pPr>
-      <w:r>
-        <w:rPr>
-          <w:color w:val="4472C4" w:themeColor="accent1"/>
-          <w:sz w:val="24"/>
-          <w:szCs w:val="24"/>
-        </w:rPr>
-        <w:t xml:space="preserve">    void </w:t>
-      </w:r>
-      <w:proofErr w:type="gramStart"/>
-      <w:r>
-        <w:rPr>
-          <w:color w:val="4472C4" w:themeColor="accent1"/>
-          <w:sz w:val="24"/>
-          <w:szCs w:val="24"/>
-        </w:rPr>
-        <w:t>eat();</w:t>
-      </w:r>
-      <w:proofErr w:type="gramEnd"/>
     </w:p>
     <w:p>
       <w:pPr>
@@ -4725,6 +5974,7 @@
           <w:szCs w:val="24"/>
           <w:u w:val="single"/>
         </w:rPr>
+        <w:lastRenderedPageBreak/>
         <w:t>Good</w:t>
       </w:r>
       <w:r>
@@ -4791,24 +6041,32 @@
           <w:sz w:val="24"/>
           <w:szCs w:val="24"/>
         </w:rPr>
-        <w:t>work();</w:t>
+        <w:t>work(</w:t>
       </w:r>
       <w:proofErr w:type="gramEnd"/>
-    </w:p>
-    <w:p>
-      <w:pPr>
+      <w:r>
         <w:rPr>
           <w:color w:val="4472C4" w:themeColor="accent1"/>
           <w:sz w:val="24"/>
           <w:szCs w:val="24"/>
         </w:rPr>
-      </w:pPr>
-      <w:r>
+        <w:t>);</w:t>
+      </w:r>
+    </w:p>
+    <w:p>
+      <w:pPr>
         <w:rPr>
           <w:color w:val="4472C4" w:themeColor="accent1"/>
           <w:sz w:val="24"/>
           <w:szCs w:val="24"/>
         </w:rPr>
+      </w:pPr>
+      <w:r>
+        <w:rPr>
+          <w:color w:val="4472C4" w:themeColor="accent1"/>
+          <w:sz w:val="24"/>
+          <w:szCs w:val="24"/>
+        </w:rPr>
         <w:t xml:space="preserve">} </w:t>
       </w:r>
     </w:p>
@@ -4852,24 +6110,32 @@
           <w:sz w:val="24"/>
           <w:szCs w:val="24"/>
         </w:rPr>
-        <w:t>eat();</w:t>
+        <w:t>eat(</w:t>
       </w:r>
       <w:proofErr w:type="gramEnd"/>
-    </w:p>
-    <w:p>
-      <w:pPr>
+      <w:r>
         <w:rPr>
           <w:color w:val="4472C4" w:themeColor="accent1"/>
           <w:sz w:val="24"/>
           <w:szCs w:val="24"/>
         </w:rPr>
-      </w:pPr>
-      <w:r>
+        <w:t>);</w:t>
+      </w:r>
+    </w:p>
+    <w:p>
+      <w:pPr>
         <w:rPr>
           <w:color w:val="4472C4" w:themeColor="accent1"/>
           <w:sz w:val="24"/>
           <w:szCs w:val="24"/>
         </w:rPr>
+      </w:pPr>
+      <w:r>
+        <w:rPr>
+          <w:color w:val="4472C4" w:themeColor="accent1"/>
+          <w:sz w:val="24"/>
+          <w:szCs w:val="24"/>
+        </w:rPr>
         <w:t>}</w:t>
       </w:r>
     </w:p>
@@ -4992,7 +6258,6 @@
           <w:sz w:val="24"/>
           <w:szCs w:val="24"/>
         </w:rPr>
-        <w:lastRenderedPageBreak/>
         <w:t>class Human implements Workable, Eatable {</w:t>
       </w:r>
     </w:p>
@@ -5298,7 +6563,7 @@
 </file>
 
 <file path=word/numbering.xml><?xml version="1.0" encoding="utf-8"?>
-<w:numbering xmlns:wpc="http://schemas.microsoft.com/office/word/2010/wordprocessingCanvas" xmlns:cx="http://schemas.microsoft.com/office/drawing/2014/chartex" xmlns:cx1="http://schemas.microsoft.com/office/drawing/2015/9/8/chartex" xmlns:cx2="http://schemas.microsoft.com/office/drawing/2015/10/21/chartex" xmlns:cx3="http://schemas.microsoft.com/office/drawing/2016/5/9/chartex" xmlns:cx4="http://schemas.microsoft.com/office/drawing/2016/5/10/chartex" xmlns:cx5="http://schemas.microsoft.com/office/drawing/2016/5/11/chartex" xmlns:cx6="http://schemas.microsoft.com/office/drawing/2016/5/12/chartex" xmlns:cx7="http://schemas.microsoft.com/office/drawing/2016/5/13/chartex" xmlns:cx8="http://schemas.microsoft.com/office/drawing/2016/5/14/chartex" xmlns:mc="http://schemas.openxmlformats.org/markup-compatibility/2006" xmlns:aink="http://schemas.microsoft.com/office/drawing/2016/ink" xmlns:am3d="http://schemas.microsoft.com/office/drawing/2017/model3d" xmlns:o="urn:schemas-microsoft-com:office:office" xmlns:oel="http://schemas.microsoft.com/office/2019/extlst" xmlns:r="http://schemas.openxmlformats.org/officeDocument/2006/relationships" xmlns:m="http://schemas.openxmlformats.org/officeDocument/2006/math" xmlns:v="urn:schemas-microsoft-com:vml" xmlns:wp14="http://schemas.microsoft.com/office/word/2010/wordprocessingDrawing" xmlns:wp="http://schemas.openxmlformats.org/drawingml/2006/wordprocessingDrawing" xmlns:w10="urn:schemas-microsoft-com:office:word" xmlns:w="http://schemas.openxmlformats.org/wordprocessingml/2006/main" xmlns:w14="http://schemas.microsoft.com/office/word/2010/wordml" xmlns:w15="http://schemas.microsoft.com/office/word/2012/wordml" xmlns:w16cex="http://schemas.microsoft.com/office/word/2018/wordml/cex" xmlns:w16cid="http://schemas.microsoft.com/office/word/2016/wordml/cid" xmlns:w16="http://schemas.microsoft.com/office/word/2018/wordml" xmlns:w16du="http://schemas.microsoft.com/office/word/2023/wordml/word16du" xmlns:w16sdtdh="http://schemas.microsoft.com/office/word/2020/wordml/sdtdatahash" xmlns:w16sdtfl="http://schemas.microsoft.com/office/word/2024/wordml/sdtformatlock" xmlns:w16se="http://schemas.microsoft.com/office/word/2015/wordml/symex" xmlns:wpg="http://schemas.microsoft.com/office/word/2010/wordprocessingGroup" xmlns:wpi="http://schemas.microsoft.com/office/word/2010/wordprocessingInk" xmlns:wne="http://schemas.microsoft.com/office/word/2006/wordml" xmlns:wps="http://schemas.microsoft.com/office/word/2010/wordprocessingShape" mc:Ignorable="w14 w15 w16se w16cid w16 w16cex w16sdtdh w16sdtfl w16du wp14">
+<w:numbering xmlns:wpc="http://schemas.microsoft.com/office/word/2010/wordprocessingCanvas" xmlns:cx="http://schemas.microsoft.com/office/drawing/2014/chartex" xmlns:cx1="http://schemas.microsoft.com/office/drawing/2015/9/8/chartex" xmlns:cx2="http://schemas.microsoft.com/office/drawing/2015/10/21/chartex" xmlns:cx3="http://schemas.microsoft.com/office/drawing/2016/5/9/chartex" xmlns:cx4="http://schemas.microsoft.com/office/drawing/2016/5/10/chartex" xmlns:cx5="http://schemas.microsoft.com/office/drawing/2016/5/11/chartex" xmlns:cx6="http://schemas.microsoft.com/office/drawing/2016/5/12/chartex" xmlns:cx7="http://schemas.microsoft.com/office/drawing/2016/5/13/chartex" xmlns:cx8="http://schemas.microsoft.com/office/drawing/2016/5/14/chartex" xmlns:mc="http://schemas.openxmlformats.org/markup-compatibility/2006" xmlns:m="http://schemas.openxmlformats.org/officeDocument/2006/math" xmlns:aink="http://schemas.microsoft.com/office/drawing/2016/ink" xmlns:am3d="http://schemas.microsoft.com/office/drawing/2017/model3d" xmlns:oel="http://schemas.microsoft.com/office/2019/extlst" xmlns:r="http://schemas.openxmlformats.org/officeDocument/2006/relationships" xmlns:wp14="http://schemas.microsoft.com/office/word/2010/wordprocessingDrawing" xmlns:wp="http://schemas.openxmlformats.org/drawingml/2006/wordprocessingDrawing" xmlns:wpg="http://schemas.microsoft.com/office/word/2010/wordprocessingGroup" xmlns:wpi="http://schemas.microsoft.com/office/word/2010/wordprocessingInk" xmlns:wps="http://schemas.microsoft.com/office/word/2010/wordprocessingShape" xmlns:o="urn:schemas-microsoft-com:office:office" xmlns:v="urn:schemas-microsoft-com:vml" xmlns:w10="urn:schemas-microsoft-com:office:word" xmlns:w="http://schemas.openxmlformats.org/wordprocessingml/2006/main" xmlns:w14="http://schemas.microsoft.com/office/word/2010/wordml" xmlns:w15="http://schemas.microsoft.com/office/word/2012/wordml" xmlns:w16cex="http://schemas.microsoft.com/office/word/2018/wordml/cex" xmlns:w16cid="http://schemas.microsoft.com/office/word/2016/wordml/cid" xmlns:w16="http://schemas.microsoft.com/office/word/2018/wordml" xmlns:w16sdtdh="http://schemas.microsoft.com/office/word/2020/wordml/sdtdatahash" xmlns:w16sdtfl="http://schemas.microsoft.com/office/word/2024/wordml/sdtformatlock" xmlns:w16se="http://schemas.microsoft.com/office/word/2015/wordml/symex" xmlns:w16du="http://schemas.microsoft.com/office/word/2023/wordml/word16du" xmlns:wne="http://schemas.microsoft.com/office/word/2006/wordml" mc:Ignorable="w14 w15 w16se w16cid w16 w16cex w16sdtdh w16sdtfl w16du wp14">
   <w:abstractNum w:abstractNumId="0" w15:restartNumberingAfterBreak="0">
     <w:nsid w:val="1FD97220"/>
     <w:multiLevelType w:val="multilevel"/>
@@ -5937,7 +7202,7 @@
 </file>
 
 <file path=word/styles.xml><?xml version="1.0" encoding="utf-8"?>
-<w:styles xmlns:mc="http://schemas.openxmlformats.org/markup-compatibility/2006" xmlns:r="http://schemas.openxmlformats.org/officeDocument/2006/relationships" xmlns:w="http://schemas.openxmlformats.org/wordprocessingml/2006/main" xmlns:w14="http://schemas.microsoft.com/office/word/2010/wordml" xmlns:w15="http://schemas.microsoft.com/office/word/2012/wordml" xmlns:w16cex="http://schemas.microsoft.com/office/word/2018/wordml/cex" xmlns:w16cid="http://schemas.microsoft.com/office/word/2016/wordml/cid" xmlns:w16="http://schemas.microsoft.com/office/word/2018/wordml" xmlns:w16du="http://schemas.microsoft.com/office/word/2023/wordml/word16du" xmlns:w16sdtdh="http://schemas.microsoft.com/office/word/2020/wordml/sdtdatahash" xmlns:w16sdtfl="http://schemas.microsoft.com/office/word/2024/wordml/sdtformatlock" xmlns:w16se="http://schemas.microsoft.com/office/word/2015/wordml/symex" mc:Ignorable="w14 w15 w16se w16cid w16 w16cex w16sdtdh w16sdtfl w16du">
+<w:styles xmlns:mc="http://schemas.openxmlformats.org/markup-compatibility/2006" xmlns:r="http://schemas.openxmlformats.org/officeDocument/2006/relationships" xmlns:w="http://schemas.openxmlformats.org/wordprocessingml/2006/main" xmlns:w14="http://schemas.microsoft.com/office/word/2010/wordml" xmlns:w15="http://schemas.microsoft.com/office/word/2012/wordml" xmlns:w16cex="http://schemas.microsoft.com/office/word/2018/wordml/cex" xmlns:w16cid="http://schemas.microsoft.com/office/word/2016/wordml/cid" xmlns:w16="http://schemas.microsoft.com/office/word/2018/wordml" xmlns:w16sdtdh="http://schemas.microsoft.com/office/word/2020/wordml/sdtdatahash" xmlns:w16sdtfl="http://schemas.microsoft.com/office/word/2024/wordml/sdtformatlock" xmlns:w16se="http://schemas.microsoft.com/office/word/2015/wordml/symex" xmlns:w16du="http://schemas.microsoft.com/office/word/2023/wordml/word16du" mc:Ignorable="w14 w15 w16se w16cid w16 w16cex w16sdtdh w16sdtfl w16du">
   <w:docDefaults>
     <w:rPrDefault>
       <w:rPr>
@@ -6444,7 +7709,6 @@
   <w:style w:type="character" w:default="1" w:styleId="DefaultParagraphFont">
     <w:name w:val="Default Paragraph Font"/>
     <w:uiPriority w:val="1"/>
-    <w:semiHidden/>
     <w:unhideWhenUsed/>
   </w:style>
   <w:style w:type="table" w:default="1" w:styleId="TableNormal">
